--- a/C373FA_C002_T4_24046565_ChowSherwin.docx
+++ b/C373FA_C002_T4_24046565_ChowSherwin.docx
@@ -2142,9 +2142,9 @@
               </w:rPr>
               <w:lastRenderedPageBreak/>
               <w:drawing>
-                <wp:inline distT="0" distB="0" distL="0" distR="0" wp14:anchorId="7747DEEC" wp14:editId="1B3FECB6">
-                  <wp:extent cx="6122670" cy="3775710"/>
-                  <wp:effectExtent l="0" t="0" r="0" b="0"/>
+                <wp:inline distT="0" distB="0" distL="0" distR="0" wp14:anchorId="7747DEEC" wp14:editId="6169DF9C">
+                  <wp:extent cx="4996542" cy="3081253"/>
+                  <wp:effectExtent l="0" t="0" r="0" b="5080"/>
                   <wp:docPr id="736065701" name="Picture 1"/>
                   <wp:cNvGraphicFramePr>
                     <a:graphicFrameLocks xmlns:a="http://schemas.openxmlformats.org/drawingml/2006/main" noChangeAspect="1"/>
@@ -2165,7 +2165,64 @@
                         <pic:spPr>
                           <a:xfrm>
                             <a:off x="0" y="0"/>
-                            <a:ext cx="6122670" cy="3775710"/>
+                            <a:ext cx="5001449" cy="3084279"/>
+                          </a:xfrm>
+                          <a:prstGeom prst="rect">
+                            <a:avLst/>
+                          </a:prstGeom>
+                        </pic:spPr>
+                      </pic:pic>
+                    </a:graphicData>
+                  </a:graphic>
+                </wp:inline>
+              </w:drawing>
+            </w:r>
+          </w:p>
+          <w:p>
+            <w:pPr>
+              <w:widowControl/>
+              <w:autoSpaceDE/>
+              <w:autoSpaceDN/>
+              <w:spacing w:after="160" w:line="259" w:lineRule="auto"/>
+              <w:contextualSpacing/>
+              <w:jc w:val="both"/>
+              <w:rPr>
+                <w:rFonts w:ascii="Aptos" w:hAnsi="Aptos"/>
+                <w:sz w:val="20"/>
+                <w:szCs w:val="20"/>
+              </w:rPr>
+            </w:pPr>
+            <w:r>
+              <w:rPr>
+                <w:rFonts w:ascii="Aptos" w:hAnsi="Aptos"/>
+                <w:sz w:val="20"/>
+                <w:szCs w:val="20"/>
+              </w:rPr>
+              <w:drawing>
+                <wp:inline distT="0" distB="0" distL="0" distR="0" wp14:anchorId="5DF1F2D7" wp14:editId="25FE0D54">
+                  <wp:extent cx="6122670" cy="4940935"/>
+                  <wp:effectExtent l="0" t="0" r="0" b="0"/>
+                  <wp:docPr id="566483012" name="Picture 1"/>
+                  <wp:cNvGraphicFramePr>
+                    <a:graphicFrameLocks xmlns:a="http://schemas.openxmlformats.org/drawingml/2006/main" noChangeAspect="1"/>
+                  </wp:cNvGraphicFramePr>
+                  <a:graphic xmlns:a="http://schemas.openxmlformats.org/drawingml/2006/main">
+                    <a:graphicData uri="http://schemas.openxmlformats.org/drawingml/2006/picture">
+                      <pic:pic xmlns:pic="http://schemas.openxmlformats.org/drawingml/2006/picture">
+                        <pic:nvPicPr>
+                          <pic:cNvPr id="566483012" name=""/>
+                          <pic:cNvPicPr/>
+                        </pic:nvPicPr>
+                        <pic:blipFill>
+                          <a:blip r:embed="rId14"/>
+                          <a:stretch>
+                            <a:fillRect/>
+                          </a:stretch>
+                        </pic:blipFill>
+                        <pic:spPr>
+                          <a:xfrm>
+                            <a:off x="0" y="0"/>
+                            <a:ext cx="6122670" cy="4940935"/>
                           </a:xfrm>
                           <a:prstGeom prst="rect">
                             <a:avLst/>
@@ -2386,6 +2443,7 @@
                 <w:szCs w:val="20"/>
                 <w:highlight w:val="yellow"/>
               </w:rPr>
+              <w:lastRenderedPageBreak/>
               <w:t>&lt;</w:t>
             </w:r>
             <w:r>
@@ -3115,7 +3173,6 @@
                 <w:szCs w:val="20"/>
                 <w:lang w:val="en-SG"/>
               </w:rPr>
-              <w:lastRenderedPageBreak/>
               <w:t>getUser(address user)</w:t>
             </w:r>
           </w:p>
@@ -3582,10 +3639,12 @@
             <w:r>
               <w:rPr>
                 <w:rFonts w:ascii="Aptos" w:hAnsi="Aptos"/>
+                <w:noProof/>
                 <w:sz w:val="20"/>
                 <w:szCs w:val="20"/>
                 <w:lang w:val="en-SG"/>
               </w:rPr>
+              <w:lastRenderedPageBreak/>
               <w:drawing>
                 <wp:inline distT="0" distB="0" distL="0" distR="0" wp14:anchorId="7456277C" wp14:editId="2835A8CC">
                   <wp:extent cx="6122670" cy="3037840"/>
@@ -3602,7 +3661,7 @@
                           <pic:cNvPicPr/>
                         </pic:nvPicPr>
                         <pic:blipFill>
-                          <a:blip r:embed="rId14"/>
+                          <a:blip r:embed="rId15"/>
                           <a:stretch>
                             <a:fillRect/>
                           </a:stretch>
@@ -4155,6 +4214,63 @@
                 <w:szCs w:val="20"/>
               </w:rPr>
             </w:pPr>
+            <w:r>
+              <w:rPr>
+                <w:rFonts w:ascii="Aptos" w:hAnsi="Aptos"/>
+                <w:sz w:val="20"/>
+                <w:szCs w:val="20"/>
+              </w:rPr>
+              <w:drawing>
+                <wp:inline distT="0" distB="0" distL="0" distR="0" wp14:anchorId="3CBE7FB5" wp14:editId="42664315">
+                  <wp:extent cx="4974771" cy="1842966"/>
+                  <wp:effectExtent l="0" t="0" r="0" b="5080"/>
+                  <wp:docPr id="1421440620" name="Picture 1"/>
+                  <wp:cNvGraphicFramePr>
+                    <a:graphicFrameLocks xmlns:a="http://schemas.openxmlformats.org/drawingml/2006/main" noChangeAspect="1"/>
+                  </wp:cNvGraphicFramePr>
+                  <a:graphic xmlns:a="http://schemas.openxmlformats.org/drawingml/2006/main">
+                    <a:graphicData uri="http://schemas.openxmlformats.org/drawingml/2006/picture">
+                      <pic:pic xmlns:pic="http://schemas.openxmlformats.org/drawingml/2006/picture">
+                        <pic:nvPicPr>
+                          <pic:cNvPr id="1421440620" name=""/>
+                          <pic:cNvPicPr/>
+                        </pic:nvPicPr>
+                        <pic:blipFill>
+                          <a:blip r:embed="rId16"/>
+                          <a:stretch>
+                            <a:fillRect/>
+                          </a:stretch>
+                        </pic:blipFill>
+                        <pic:spPr>
+                          <a:xfrm>
+                            <a:off x="0" y="0"/>
+                            <a:ext cx="4978110" cy="1844203"/>
+                          </a:xfrm>
+                          <a:prstGeom prst="rect">
+                            <a:avLst/>
+                          </a:prstGeom>
+                        </pic:spPr>
+                      </pic:pic>
+                    </a:graphicData>
+                  </a:graphic>
+                </wp:inline>
+              </w:drawing>
+            </w:r>
+          </w:p>
+          <w:p>
+            <w:pPr>
+              <w:widowControl/>
+              <w:autoSpaceDE/>
+              <w:autoSpaceDN/>
+              <w:spacing w:after="160" w:line="259" w:lineRule="auto"/>
+              <w:contextualSpacing/>
+              <w:jc w:val="both"/>
+              <w:rPr>
+                <w:rFonts w:ascii="Aptos" w:hAnsi="Aptos"/>
+                <w:sz w:val="20"/>
+                <w:szCs w:val="20"/>
+              </w:rPr>
+            </w:pPr>
           </w:p>
         </w:tc>
       </w:tr>
@@ -4439,6 +4555,4770 @@
                 <w:szCs w:val="20"/>
               </w:rPr>
             </w:pPr>
+            <w:r>
+              <w:rPr>
+                <w:rFonts w:ascii="Aptos" w:hAnsi="Aptos"/>
+                <w:sz w:val="20"/>
+                <w:szCs w:val="20"/>
+              </w:rPr>
+              <w:t>PS C:\Repulblic polytechnic\y2 sem 2\C373 DLT solutioning\Fa Team\FAproject\TrustedLedgerApp&gt; truffle migrate --reset</w:t>
+            </w:r>
+          </w:p>
+          <w:p>
+            <w:pPr>
+              <w:widowControl/>
+              <w:autoSpaceDE/>
+              <w:autoSpaceDN/>
+              <w:spacing w:after="160" w:line="259" w:lineRule="auto"/>
+              <w:contextualSpacing/>
+              <w:jc w:val="both"/>
+              <w:rPr>
+                <w:rFonts w:ascii="Aptos" w:hAnsi="Aptos"/>
+                <w:sz w:val="20"/>
+                <w:szCs w:val="20"/>
+              </w:rPr>
+            </w:pPr>
+            <w:r>
+              <w:rPr>
+                <w:rFonts w:ascii="Aptos" w:hAnsi="Aptos"/>
+                <w:sz w:val="20"/>
+                <w:szCs w:val="20"/>
+              </w:rPr>
+              <w:t>This version of µWS is not compatible with your Node.js build:</w:t>
+            </w:r>
+          </w:p>
+          <w:p>
+            <w:pPr>
+              <w:widowControl/>
+              <w:autoSpaceDE/>
+              <w:autoSpaceDN/>
+              <w:spacing w:after="160" w:line="259" w:lineRule="auto"/>
+              <w:contextualSpacing/>
+              <w:jc w:val="both"/>
+              <w:rPr>
+                <w:rFonts w:ascii="Aptos" w:hAnsi="Aptos"/>
+                <w:sz w:val="20"/>
+                <w:szCs w:val="20"/>
+              </w:rPr>
+            </w:pPr>
+          </w:p>
+          <w:p>
+            <w:pPr>
+              <w:widowControl/>
+              <w:autoSpaceDE/>
+              <w:autoSpaceDN/>
+              <w:spacing w:after="160" w:line="259" w:lineRule="auto"/>
+              <w:contextualSpacing/>
+              <w:jc w:val="both"/>
+              <w:rPr>
+                <w:rFonts w:ascii="Aptos" w:hAnsi="Aptos"/>
+                <w:sz w:val="20"/>
+                <w:szCs w:val="20"/>
+              </w:rPr>
+            </w:pPr>
+            <w:r>
+              <w:rPr>
+                <w:rFonts w:ascii="Aptos" w:hAnsi="Aptos"/>
+                <w:sz w:val="20"/>
+                <w:szCs w:val="20"/>
+              </w:rPr>
+              <w:t>Error: Cannot find module '../binaries/uws_win32_x64_137.node'</w:t>
+            </w:r>
+          </w:p>
+          <w:p>
+            <w:pPr>
+              <w:widowControl/>
+              <w:autoSpaceDE/>
+              <w:autoSpaceDN/>
+              <w:spacing w:after="160" w:line="259" w:lineRule="auto"/>
+              <w:contextualSpacing/>
+              <w:jc w:val="both"/>
+              <w:rPr>
+                <w:rFonts w:ascii="Aptos" w:hAnsi="Aptos"/>
+                <w:sz w:val="20"/>
+                <w:szCs w:val="20"/>
+              </w:rPr>
+            </w:pPr>
+            <w:r>
+              <w:rPr>
+                <w:rFonts w:ascii="Aptos" w:hAnsi="Aptos"/>
+                <w:sz w:val="20"/>
+                <w:szCs w:val="20"/>
+              </w:rPr>
+              <w:t>Require stack:</w:t>
+            </w:r>
+          </w:p>
+          <w:p>
+            <w:pPr>
+              <w:widowControl/>
+              <w:autoSpaceDE/>
+              <w:autoSpaceDN/>
+              <w:spacing w:after="160" w:line="259" w:lineRule="auto"/>
+              <w:contextualSpacing/>
+              <w:jc w:val="both"/>
+              <w:rPr>
+                <w:rFonts w:ascii="Aptos" w:hAnsi="Aptos"/>
+                <w:sz w:val="20"/>
+                <w:szCs w:val="20"/>
+              </w:rPr>
+            </w:pPr>
+            <w:r>
+              <w:rPr>
+                <w:rFonts w:ascii="Aptos" w:hAnsi="Aptos"/>
+                <w:sz w:val="20"/>
+                <w:szCs w:val="20"/>
+              </w:rPr>
+              <w:t>- C:\Users\24046565\AppData\Roaming\npm\node_modules\truffle\node_modules\ganache\node_modules\@trufflesuite\uws-js-unofficial\src\uws.js</w:t>
+            </w:r>
+          </w:p>
+          <w:p>
+            <w:pPr>
+              <w:widowControl/>
+              <w:autoSpaceDE/>
+              <w:autoSpaceDN/>
+              <w:spacing w:after="160" w:line="259" w:lineRule="auto"/>
+              <w:contextualSpacing/>
+              <w:jc w:val="both"/>
+              <w:rPr>
+                <w:rFonts w:ascii="Aptos" w:hAnsi="Aptos"/>
+                <w:sz w:val="20"/>
+                <w:szCs w:val="20"/>
+              </w:rPr>
+            </w:pPr>
+            <w:r>
+              <w:rPr>
+                <w:rFonts w:ascii="Aptos" w:hAnsi="Aptos"/>
+                <w:sz w:val="20"/>
+                <w:szCs w:val="20"/>
+              </w:rPr>
+              <w:t>- C:\Users\24046565\AppData\Roaming\npm\node_modules\truffle\node_modules\ganache\dist\node\core.js</w:t>
+            </w:r>
+          </w:p>
+          <w:p>
+            <w:pPr>
+              <w:widowControl/>
+              <w:autoSpaceDE/>
+              <w:autoSpaceDN/>
+              <w:spacing w:after="160" w:line="259" w:lineRule="auto"/>
+              <w:contextualSpacing/>
+              <w:jc w:val="both"/>
+              <w:rPr>
+                <w:rFonts w:ascii="Aptos" w:hAnsi="Aptos"/>
+                <w:sz w:val="20"/>
+                <w:szCs w:val="20"/>
+              </w:rPr>
+            </w:pPr>
+            <w:r>
+              <w:rPr>
+                <w:rFonts w:ascii="Aptos" w:hAnsi="Aptos"/>
+                <w:sz w:val="20"/>
+                <w:szCs w:val="20"/>
+              </w:rPr>
+              <w:t>- C:\Users\24046565\AppData\Roaming\npm\node_modules\truffle\build\migrate.bundled.js</w:t>
+            </w:r>
+          </w:p>
+          <w:p>
+            <w:pPr>
+              <w:widowControl/>
+              <w:autoSpaceDE/>
+              <w:autoSpaceDN/>
+              <w:spacing w:after="160" w:line="259" w:lineRule="auto"/>
+              <w:contextualSpacing/>
+              <w:jc w:val="both"/>
+              <w:rPr>
+                <w:rFonts w:ascii="Aptos" w:hAnsi="Aptos"/>
+                <w:sz w:val="20"/>
+                <w:szCs w:val="20"/>
+              </w:rPr>
+            </w:pPr>
+            <w:r>
+              <w:rPr>
+                <w:rFonts w:ascii="Aptos" w:hAnsi="Aptos"/>
+                <w:sz w:val="20"/>
+                <w:szCs w:val="20"/>
+              </w:rPr>
+              <w:t>- C:\Users\24046565\AppData\Roaming\npm\node_modules\truffle\node_modules\original-require\index.js</w:t>
+            </w:r>
+          </w:p>
+          <w:p>
+            <w:pPr>
+              <w:widowControl/>
+              <w:autoSpaceDE/>
+              <w:autoSpaceDN/>
+              <w:spacing w:after="160" w:line="259" w:lineRule="auto"/>
+              <w:contextualSpacing/>
+              <w:jc w:val="both"/>
+              <w:rPr>
+                <w:rFonts w:ascii="Aptos" w:hAnsi="Aptos"/>
+                <w:sz w:val="20"/>
+                <w:szCs w:val="20"/>
+              </w:rPr>
+            </w:pPr>
+            <w:r>
+              <w:rPr>
+                <w:rFonts w:ascii="Aptos" w:hAnsi="Aptos"/>
+                <w:sz w:val="20"/>
+                <w:szCs w:val="20"/>
+              </w:rPr>
+              <w:t>- C:\Users\24046565\AppData\Roaming\npm\node_modules\truffle\build\cli.bundled.js</w:t>
+            </w:r>
+          </w:p>
+          <w:p>
+            <w:pPr>
+              <w:widowControl/>
+              <w:autoSpaceDE/>
+              <w:autoSpaceDN/>
+              <w:spacing w:after="160" w:line="259" w:lineRule="auto"/>
+              <w:contextualSpacing/>
+              <w:jc w:val="both"/>
+              <w:rPr>
+                <w:rFonts w:ascii="Aptos" w:hAnsi="Aptos"/>
+                <w:sz w:val="20"/>
+                <w:szCs w:val="20"/>
+              </w:rPr>
+            </w:pPr>
+            <w:r>
+              <w:rPr>
+                <w:rFonts w:ascii="Aptos" w:hAnsi="Aptos"/>
+                <w:sz w:val="20"/>
+                <w:szCs w:val="20"/>
+              </w:rPr>
+              <w:t>Falling back to a NodeJS implementation; performance may be degraded.</w:t>
+            </w:r>
+          </w:p>
+          <w:p>
+            <w:pPr>
+              <w:widowControl/>
+              <w:autoSpaceDE/>
+              <w:autoSpaceDN/>
+              <w:spacing w:after="160" w:line="259" w:lineRule="auto"/>
+              <w:contextualSpacing/>
+              <w:jc w:val="both"/>
+              <w:rPr>
+                <w:rFonts w:ascii="Aptos" w:hAnsi="Aptos"/>
+                <w:sz w:val="20"/>
+                <w:szCs w:val="20"/>
+              </w:rPr>
+            </w:pPr>
+          </w:p>
+          <w:p>
+            <w:pPr>
+              <w:widowControl/>
+              <w:autoSpaceDE/>
+              <w:autoSpaceDN/>
+              <w:spacing w:after="160" w:line="259" w:lineRule="auto"/>
+              <w:contextualSpacing/>
+              <w:jc w:val="both"/>
+              <w:rPr>
+                <w:rFonts w:ascii="Aptos" w:hAnsi="Aptos"/>
+                <w:sz w:val="20"/>
+                <w:szCs w:val="20"/>
+              </w:rPr>
+            </w:pPr>
+          </w:p>
+          <w:p>
+            <w:pPr>
+              <w:widowControl/>
+              <w:autoSpaceDE/>
+              <w:autoSpaceDN/>
+              <w:spacing w:after="160" w:line="259" w:lineRule="auto"/>
+              <w:contextualSpacing/>
+              <w:jc w:val="both"/>
+              <w:rPr>
+                <w:rFonts w:ascii="Aptos" w:hAnsi="Aptos"/>
+                <w:sz w:val="20"/>
+                <w:szCs w:val="20"/>
+              </w:rPr>
+            </w:pPr>
+          </w:p>
+          <w:p>
+            <w:pPr>
+              <w:widowControl/>
+              <w:autoSpaceDE/>
+              <w:autoSpaceDN/>
+              <w:spacing w:after="160" w:line="259" w:lineRule="auto"/>
+              <w:contextualSpacing/>
+              <w:jc w:val="both"/>
+              <w:rPr>
+                <w:rFonts w:ascii="Aptos" w:hAnsi="Aptos"/>
+                <w:sz w:val="20"/>
+                <w:szCs w:val="20"/>
+              </w:rPr>
+            </w:pPr>
+            <w:r>
+              <w:rPr>
+                <w:rFonts w:ascii="Aptos" w:hAnsi="Aptos"/>
+                <w:sz w:val="20"/>
+                <w:szCs w:val="20"/>
+              </w:rPr>
+              <w:t>Compiling your contracts...</w:t>
+            </w:r>
+          </w:p>
+          <w:p>
+            <w:pPr>
+              <w:widowControl/>
+              <w:autoSpaceDE/>
+              <w:autoSpaceDN/>
+              <w:spacing w:after="160" w:line="259" w:lineRule="auto"/>
+              <w:contextualSpacing/>
+              <w:jc w:val="both"/>
+              <w:rPr>
+                <w:rFonts w:ascii="Aptos" w:hAnsi="Aptos"/>
+                <w:sz w:val="20"/>
+                <w:szCs w:val="20"/>
+              </w:rPr>
+            </w:pPr>
+            <w:r>
+              <w:rPr>
+                <w:rFonts w:ascii="Aptos" w:hAnsi="Aptos"/>
+                <w:sz w:val="20"/>
+                <w:szCs w:val="20"/>
+              </w:rPr>
+              <w:t>===========================</w:t>
+            </w:r>
+          </w:p>
+          <w:p>
+            <w:pPr>
+              <w:widowControl/>
+              <w:autoSpaceDE/>
+              <w:autoSpaceDN/>
+              <w:spacing w:after="160" w:line="259" w:lineRule="auto"/>
+              <w:contextualSpacing/>
+              <w:jc w:val="both"/>
+              <w:rPr>
+                <w:rFonts w:ascii="Aptos" w:hAnsi="Aptos"/>
+                <w:sz w:val="20"/>
+                <w:szCs w:val="20"/>
+              </w:rPr>
+            </w:pPr>
+            <w:r>
+              <w:rPr>
+                <w:rFonts w:ascii="Aptos" w:hAnsi="Aptos"/>
+                <w:sz w:val="20"/>
+                <w:szCs w:val="20"/>
+              </w:rPr>
+              <w:t>&gt; Compiling .\contracts\DocumentNotaryContract.sol</w:t>
+            </w:r>
+          </w:p>
+          <w:p>
+            <w:pPr>
+              <w:widowControl/>
+              <w:autoSpaceDE/>
+              <w:autoSpaceDN/>
+              <w:spacing w:after="160" w:line="259" w:lineRule="auto"/>
+              <w:contextualSpacing/>
+              <w:jc w:val="both"/>
+              <w:rPr>
+                <w:rFonts w:ascii="Aptos" w:hAnsi="Aptos"/>
+                <w:sz w:val="20"/>
+                <w:szCs w:val="20"/>
+              </w:rPr>
+            </w:pPr>
+            <w:r>
+              <w:rPr>
+                <w:rFonts w:ascii="Aptos" w:hAnsi="Aptos"/>
+                <w:sz w:val="20"/>
+                <w:szCs w:val="20"/>
+              </w:rPr>
+              <w:t>&gt; Compiling .\contracts\MarketplaceCart.sol</w:t>
+            </w:r>
+          </w:p>
+          <w:p>
+            <w:pPr>
+              <w:widowControl/>
+              <w:autoSpaceDE/>
+              <w:autoSpaceDN/>
+              <w:spacing w:after="160" w:line="259" w:lineRule="auto"/>
+              <w:contextualSpacing/>
+              <w:jc w:val="both"/>
+              <w:rPr>
+                <w:rFonts w:ascii="Aptos" w:hAnsi="Aptos"/>
+                <w:sz w:val="20"/>
+                <w:szCs w:val="20"/>
+              </w:rPr>
+            </w:pPr>
+            <w:r>
+              <w:rPr>
+                <w:rFonts w:ascii="Aptos" w:hAnsi="Aptos"/>
+                <w:sz w:val="20"/>
+                <w:szCs w:val="20"/>
+              </w:rPr>
+              <w:t>&gt; Compiling .\contracts\Migrations.sol</w:t>
+            </w:r>
+          </w:p>
+          <w:p>
+            <w:pPr>
+              <w:widowControl/>
+              <w:autoSpaceDE/>
+              <w:autoSpaceDN/>
+              <w:spacing w:after="160" w:line="259" w:lineRule="auto"/>
+              <w:contextualSpacing/>
+              <w:jc w:val="both"/>
+              <w:rPr>
+                <w:rFonts w:ascii="Aptos" w:hAnsi="Aptos"/>
+                <w:sz w:val="20"/>
+                <w:szCs w:val="20"/>
+              </w:rPr>
+            </w:pPr>
+            <w:r>
+              <w:rPr>
+                <w:rFonts w:ascii="Aptos" w:hAnsi="Aptos"/>
+                <w:sz w:val="20"/>
+                <w:szCs w:val="20"/>
+              </w:rPr>
+              <w:t>&gt; Compiling .\contracts\ProductCatalog.sol</w:t>
+            </w:r>
+          </w:p>
+          <w:p>
+            <w:pPr>
+              <w:widowControl/>
+              <w:autoSpaceDE/>
+              <w:autoSpaceDN/>
+              <w:spacing w:after="160" w:line="259" w:lineRule="auto"/>
+              <w:contextualSpacing/>
+              <w:jc w:val="both"/>
+              <w:rPr>
+                <w:rFonts w:ascii="Aptos" w:hAnsi="Aptos"/>
+                <w:sz w:val="20"/>
+                <w:szCs w:val="20"/>
+              </w:rPr>
+            </w:pPr>
+            <w:r>
+              <w:rPr>
+                <w:rFonts w:ascii="Aptos" w:hAnsi="Aptos"/>
+                <w:sz w:val="20"/>
+                <w:szCs w:val="20"/>
+              </w:rPr>
+              <w:t>&gt; Compiling .\contracts\ReputationContract.sol</w:t>
+            </w:r>
+          </w:p>
+          <w:p>
+            <w:pPr>
+              <w:widowControl/>
+              <w:autoSpaceDE/>
+              <w:autoSpaceDN/>
+              <w:spacing w:after="160" w:line="259" w:lineRule="auto"/>
+              <w:contextualSpacing/>
+              <w:jc w:val="both"/>
+              <w:rPr>
+                <w:rFonts w:ascii="Aptos" w:hAnsi="Aptos"/>
+                <w:sz w:val="20"/>
+                <w:szCs w:val="20"/>
+              </w:rPr>
+            </w:pPr>
+            <w:r>
+              <w:rPr>
+                <w:rFonts w:ascii="Aptos" w:hAnsi="Aptos"/>
+                <w:sz w:val="20"/>
+                <w:szCs w:val="20"/>
+              </w:rPr>
+              <w:t>&gt; Compiling .\contracts\ReviewContract.sol</w:t>
+            </w:r>
+          </w:p>
+          <w:p>
+            <w:pPr>
+              <w:widowControl/>
+              <w:autoSpaceDE/>
+              <w:autoSpaceDN/>
+              <w:spacing w:after="160" w:line="259" w:lineRule="auto"/>
+              <w:contextualSpacing/>
+              <w:jc w:val="both"/>
+              <w:rPr>
+                <w:rFonts w:ascii="Aptos" w:hAnsi="Aptos"/>
+                <w:sz w:val="20"/>
+                <w:szCs w:val="20"/>
+              </w:rPr>
+            </w:pPr>
+            <w:r>
+              <w:rPr>
+                <w:rFonts w:ascii="Aptos" w:hAnsi="Aptos"/>
+                <w:sz w:val="20"/>
+                <w:szCs w:val="20"/>
+              </w:rPr>
+              <w:t>&gt; Compiling .\contracts\ShippingTrackerContract.sol</w:t>
+            </w:r>
+          </w:p>
+          <w:p>
+            <w:pPr>
+              <w:widowControl/>
+              <w:autoSpaceDE/>
+              <w:autoSpaceDN/>
+              <w:spacing w:after="160" w:line="259" w:lineRule="auto"/>
+              <w:contextualSpacing/>
+              <w:jc w:val="both"/>
+              <w:rPr>
+                <w:rFonts w:ascii="Aptos" w:hAnsi="Aptos"/>
+                <w:sz w:val="20"/>
+                <w:szCs w:val="20"/>
+              </w:rPr>
+            </w:pPr>
+            <w:r>
+              <w:rPr>
+                <w:rFonts w:ascii="Aptos" w:hAnsi="Aptos"/>
+                <w:sz w:val="20"/>
+                <w:szCs w:val="20"/>
+              </w:rPr>
+              <w:t>&gt; Compiling .\contracts\UserManagementContract.sol</w:t>
+            </w:r>
+          </w:p>
+          <w:p>
+            <w:pPr>
+              <w:widowControl/>
+              <w:autoSpaceDE/>
+              <w:autoSpaceDN/>
+              <w:spacing w:after="160" w:line="259" w:lineRule="auto"/>
+              <w:contextualSpacing/>
+              <w:jc w:val="both"/>
+              <w:rPr>
+                <w:rFonts w:ascii="Aptos" w:hAnsi="Aptos"/>
+                <w:sz w:val="20"/>
+                <w:szCs w:val="20"/>
+              </w:rPr>
+            </w:pPr>
+            <w:r>
+              <w:rPr>
+                <w:rFonts w:ascii="Aptos" w:hAnsi="Aptos"/>
+                <w:sz w:val="20"/>
+                <w:szCs w:val="20"/>
+              </w:rPr>
+              <w:t>&gt; Compiling .\contracts\WalletContract.sol</w:t>
+            </w:r>
+          </w:p>
+          <w:p>
+            <w:pPr>
+              <w:widowControl/>
+              <w:autoSpaceDE/>
+              <w:autoSpaceDN/>
+              <w:spacing w:after="160" w:line="259" w:lineRule="auto"/>
+              <w:contextualSpacing/>
+              <w:jc w:val="both"/>
+              <w:rPr>
+                <w:rFonts w:ascii="Aptos" w:hAnsi="Aptos"/>
+                <w:sz w:val="20"/>
+                <w:szCs w:val="20"/>
+              </w:rPr>
+            </w:pPr>
+            <w:r>
+              <w:rPr>
+                <w:rFonts w:ascii="Aptos" w:hAnsi="Aptos"/>
+                <w:sz w:val="20"/>
+                <w:szCs w:val="20"/>
+              </w:rPr>
+              <w:t xml:space="preserve">&gt; Artifacts written to C:\Repulblic polytechnic\y2 sem 2\C373 DLT solutioning\Fa Team\FAproject\TrustedLedgerApp\public\build       </w:t>
+            </w:r>
+          </w:p>
+          <w:p>
+            <w:pPr>
+              <w:widowControl/>
+              <w:autoSpaceDE/>
+              <w:autoSpaceDN/>
+              <w:spacing w:after="160" w:line="259" w:lineRule="auto"/>
+              <w:contextualSpacing/>
+              <w:jc w:val="both"/>
+              <w:rPr>
+                <w:rFonts w:ascii="Aptos" w:hAnsi="Aptos"/>
+                <w:sz w:val="20"/>
+                <w:szCs w:val="20"/>
+              </w:rPr>
+            </w:pPr>
+            <w:r>
+              <w:rPr>
+                <w:rFonts w:ascii="Aptos" w:hAnsi="Aptos"/>
+                <w:sz w:val="20"/>
+                <w:szCs w:val="20"/>
+              </w:rPr>
+              <w:t>&gt; Compiled successfully using:</w:t>
+            </w:r>
+          </w:p>
+          <w:p>
+            <w:pPr>
+              <w:widowControl/>
+              <w:autoSpaceDE/>
+              <w:autoSpaceDN/>
+              <w:spacing w:after="160" w:line="259" w:lineRule="auto"/>
+              <w:contextualSpacing/>
+              <w:jc w:val="both"/>
+              <w:rPr>
+                <w:rFonts w:ascii="Aptos" w:hAnsi="Aptos"/>
+                <w:sz w:val="20"/>
+                <w:szCs w:val="20"/>
+              </w:rPr>
+            </w:pPr>
+            <w:r>
+              <w:rPr>
+                <w:rFonts w:ascii="Aptos" w:hAnsi="Aptos"/>
+                <w:sz w:val="20"/>
+                <w:szCs w:val="20"/>
+              </w:rPr>
+              <w:t xml:space="preserve">   - solc: 0.8.19+commit.7dd6d404.Emscripten.clang</w:t>
+            </w:r>
+          </w:p>
+          <w:p>
+            <w:pPr>
+              <w:widowControl/>
+              <w:autoSpaceDE/>
+              <w:autoSpaceDN/>
+              <w:spacing w:after="160" w:line="259" w:lineRule="auto"/>
+              <w:contextualSpacing/>
+              <w:jc w:val="both"/>
+              <w:rPr>
+                <w:rFonts w:ascii="Aptos" w:hAnsi="Aptos"/>
+                <w:sz w:val="20"/>
+                <w:szCs w:val="20"/>
+              </w:rPr>
+            </w:pPr>
+          </w:p>
+          <w:p>
+            <w:pPr>
+              <w:widowControl/>
+              <w:autoSpaceDE/>
+              <w:autoSpaceDN/>
+              <w:spacing w:after="160" w:line="259" w:lineRule="auto"/>
+              <w:contextualSpacing/>
+              <w:jc w:val="both"/>
+              <w:rPr>
+                <w:rFonts w:ascii="Aptos" w:hAnsi="Aptos"/>
+                <w:sz w:val="20"/>
+                <w:szCs w:val="20"/>
+              </w:rPr>
+            </w:pPr>
+          </w:p>
+          <w:p>
+            <w:pPr>
+              <w:widowControl/>
+              <w:autoSpaceDE/>
+              <w:autoSpaceDN/>
+              <w:spacing w:after="160" w:line="259" w:lineRule="auto"/>
+              <w:contextualSpacing/>
+              <w:jc w:val="both"/>
+              <w:rPr>
+                <w:rFonts w:ascii="Aptos" w:hAnsi="Aptos"/>
+                <w:sz w:val="20"/>
+                <w:szCs w:val="20"/>
+              </w:rPr>
+            </w:pPr>
+            <w:r>
+              <w:rPr>
+                <w:rFonts w:ascii="Aptos" w:hAnsi="Aptos"/>
+                <w:sz w:val="20"/>
+                <w:szCs w:val="20"/>
+              </w:rPr>
+              <w:t>Starting migrations...</w:t>
+            </w:r>
+          </w:p>
+          <w:p>
+            <w:pPr>
+              <w:widowControl/>
+              <w:autoSpaceDE/>
+              <w:autoSpaceDN/>
+              <w:spacing w:after="160" w:line="259" w:lineRule="auto"/>
+              <w:contextualSpacing/>
+              <w:jc w:val="both"/>
+              <w:rPr>
+                <w:rFonts w:ascii="Aptos" w:hAnsi="Aptos"/>
+                <w:sz w:val="20"/>
+                <w:szCs w:val="20"/>
+              </w:rPr>
+            </w:pPr>
+            <w:r>
+              <w:rPr>
+                <w:rFonts w:ascii="Aptos" w:hAnsi="Aptos"/>
+                <w:sz w:val="20"/>
+                <w:szCs w:val="20"/>
+              </w:rPr>
+              <w:t>======================</w:t>
+            </w:r>
+          </w:p>
+          <w:p>
+            <w:pPr>
+              <w:widowControl/>
+              <w:autoSpaceDE/>
+              <w:autoSpaceDN/>
+              <w:spacing w:after="160" w:line="259" w:lineRule="auto"/>
+              <w:contextualSpacing/>
+              <w:jc w:val="both"/>
+              <w:rPr>
+                <w:rFonts w:ascii="Aptos" w:hAnsi="Aptos"/>
+                <w:sz w:val="20"/>
+                <w:szCs w:val="20"/>
+              </w:rPr>
+            </w:pPr>
+            <w:r>
+              <w:rPr>
+                <w:rFonts w:ascii="Aptos" w:hAnsi="Aptos"/>
+                <w:sz w:val="20"/>
+                <w:szCs w:val="20"/>
+              </w:rPr>
+              <w:t>&gt; Network name:    'development'</w:t>
+            </w:r>
+          </w:p>
+          <w:p>
+            <w:pPr>
+              <w:widowControl/>
+              <w:autoSpaceDE/>
+              <w:autoSpaceDN/>
+              <w:spacing w:after="160" w:line="259" w:lineRule="auto"/>
+              <w:contextualSpacing/>
+              <w:jc w:val="both"/>
+              <w:rPr>
+                <w:rFonts w:ascii="Aptos" w:hAnsi="Aptos"/>
+                <w:sz w:val="20"/>
+                <w:szCs w:val="20"/>
+              </w:rPr>
+            </w:pPr>
+            <w:r>
+              <w:rPr>
+                <w:rFonts w:ascii="Aptos" w:hAnsi="Aptos"/>
+                <w:sz w:val="20"/>
+                <w:szCs w:val="20"/>
+              </w:rPr>
+              <w:t>&gt; Network id:      5777</w:t>
+            </w:r>
+          </w:p>
+          <w:p>
+            <w:pPr>
+              <w:widowControl/>
+              <w:autoSpaceDE/>
+              <w:autoSpaceDN/>
+              <w:spacing w:after="160" w:line="259" w:lineRule="auto"/>
+              <w:contextualSpacing/>
+              <w:jc w:val="both"/>
+              <w:rPr>
+                <w:rFonts w:ascii="Aptos" w:hAnsi="Aptos"/>
+                <w:sz w:val="20"/>
+                <w:szCs w:val="20"/>
+              </w:rPr>
+            </w:pPr>
+            <w:r>
+              <w:rPr>
+                <w:rFonts w:ascii="Aptos" w:hAnsi="Aptos"/>
+                <w:sz w:val="20"/>
+                <w:szCs w:val="20"/>
+              </w:rPr>
+              <w:t>&gt; Block gas limit: 6721975 (0x6691b7)</w:t>
+            </w:r>
+          </w:p>
+          <w:p>
+            <w:pPr>
+              <w:widowControl/>
+              <w:autoSpaceDE/>
+              <w:autoSpaceDN/>
+              <w:spacing w:after="160" w:line="259" w:lineRule="auto"/>
+              <w:contextualSpacing/>
+              <w:jc w:val="both"/>
+              <w:rPr>
+                <w:rFonts w:ascii="Aptos" w:hAnsi="Aptos"/>
+                <w:sz w:val="20"/>
+                <w:szCs w:val="20"/>
+              </w:rPr>
+            </w:pPr>
+          </w:p>
+          <w:p>
+            <w:pPr>
+              <w:widowControl/>
+              <w:autoSpaceDE/>
+              <w:autoSpaceDN/>
+              <w:spacing w:after="160" w:line="259" w:lineRule="auto"/>
+              <w:contextualSpacing/>
+              <w:jc w:val="both"/>
+              <w:rPr>
+                <w:rFonts w:ascii="Aptos" w:hAnsi="Aptos"/>
+                <w:sz w:val="20"/>
+                <w:szCs w:val="20"/>
+              </w:rPr>
+            </w:pPr>
+          </w:p>
+          <w:p>
+            <w:pPr>
+              <w:widowControl/>
+              <w:autoSpaceDE/>
+              <w:autoSpaceDN/>
+              <w:spacing w:after="160" w:line="259" w:lineRule="auto"/>
+              <w:contextualSpacing/>
+              <w:jc w:val="both"/>
+              <w:rPr>
+                <w:rFonts w:ascii="Aptos" w:hAnsi="Aptos"/>
+                <w:sz w:val="20"/>
+                <w:szCs w:val="20"/>
+              </w:rPr>
+            </w:pPr>
+            <w:r>
+              <w:rPr>
+                <w:rFonts w:ascii="Aptos" w:hAnsi="Aptos"/>
+                <w:sz w:val="20"/>
+                <w:szCs w:val="20"/>
+              </w:rPr>
+              <w:t>1_initial_migration.js</w:t>
+            </w:r>
+          </w:p>
+          <w:p>
+            <w:pPr>
+              <w:widowControl/>
+              <w:autoSpaceDE/>
+              <w:autoSpaceDN/>
+              <w:spacing w:after="160" w:line="259" w:lineRule="auto"/>
+              <w:contextualSpacing/>
+              <w:jc w:val="both"/>
+              <w:rPr>
+                <w:rFonts w:ascii="Aptos" w:hAnsi="Aptos"/>
+                <w:sz w:val="20"/>
+                <w:szCs w:val="20"/>
+              </w:rPr>
+            </w:pPr>
+            <w:r>
+              <w:rPr>
+                <w:rFonts w:ascii="Aptos" w:hAnsi="Aptos"/>
+                <w:sz w:val="20"/>
+                <w:szCs w:val="20"/>
+              </w:rPr>
+              <w:t>======================</w:t>
+            </w:r>
+          </w:p>
+          <w:p>
+            <w:pPr>
+              <w:widowControl/>
+              <w:autoSpaceDE/>
+              <w:autoSpaceDN/>
+              <w:spacing w:after="160" w:line="259" w:lineRule="auto"/>
+              <w:contextualSpacing/>
+              <w:jc w:val="both"/>
+              <w:rPr>
+                <w:rFonts w:ascii="Aptos" w:hAnsi="Aptos"/>
+                <w:sz w:val="20"/>
+                <w:szCs w:val="20"/>
+              </w:rPr>
+            </w:pPr>
+          </w:p>
+          <w:p>
+            <w:pPr>
+              <w:widowControl/>
+              <w:autoSpaceDE/>
+              <w:autoSpaceDN/>
+              <w:spacing w:after="160" w:line="259" w:lineRule="auto"/>
+              <w:contextualSpacing/>
+              <w:jc w:val="both"/>
+              <w:rPr>
+                <w:rFonts w:ascii="Aptos" w:hAnsi="Aptos"/>
+                <w:sz w:val="20"/>
+                <w:szCs w:val="20"/>
+              </w:rPr>
+            </w:pPr>
+            <w:r>
+              <w:rPr>
+                <w:rFonts w:ascii="Aptos" w:hAnsi="Aptos"/>
+                <w:sz w:val="20"/>
+                <w:szCs w:val="20"/>
+              </w:rPr>
+              <w:t xml:space="preserve">   Replacing 'Migrations'</w:t>
+            </w:r>
+          </w:p>
+          <w:p>
+            <w:pPr>
+              <w:widowControl/>
+              <w:autoSpaceDE/>
+              <w:autoSpaceDN/>
+              <w:spacing w:after="160" w:line="259" w:lineRule="auto"/>
+              <w:contextualSpacing/>
+              <w:jc w:val="both"/>
+              <w:rPr>
+                <w:rFonts w:ascii="Aptos" w:hAnsi="Aptos"/>
+                <w:sz w:val="20"/>
+                <w:szCs w:val="20"/>
+              </w:rPr>
+            </w:pPr>
+            <w:r>
+              <w:rPr>
+                <w:rFonts w:ascii="Aptos" w:hAnsi="Aptos"/>
+                <w:sz w:val="20"/>
+                <w:szCs w:val="20"/>
+              </w:rPr>
+              <w:t xml:space="preserve">   ----------------------</w:t>
+            </w:r>
+          </w:p>
+          <w:p>
+            <w:pPr>
+              <w:widowControl/>
+              <w:autoSpaceDE/>
+              <w:autoSpaceDN/>
+              <w:spacing w:after="160" w:line="259" w:lineRule="auto"/>
+              <w:contextualSpacing/>
+              <w:jc w:val="both"/>
+              <w:rPr>
+                <w:rFonts w:ascii="Aptos" w:hAnsi="Aptos"/>
+                <w:sz w:val="20"/>
+                <w:szCs w:val="20"/>
+              </w:rPr>
+            </w:pPr>
+            <w:r>
+              <w:rPr>
+                <w:rFonts w:ascii="Aptos" w:hAnsi="Aptos"/>
+                <w:sz w:val="20"/>
+                <w:szCs w:val="20"/>
+              </w:rPr>
+              <w:t xml:space="preserve">   &gt; transaction hash:    0x9293864bde7600e69b033f81b5f7bf58c24c1e5401fd54019ad1099a736b0e27</w:t>
+            </w:r>
+          </w:p>
+          <w:p>
+            <w:pPr>
+              <w:widowControl/>
+              <w:autoSpaceDE/>
+              <w:autoSpaceDN/>
+              <w:spacing w:after="160" w:line="259" w:lineRule="auto"/>
+              <w:contextualSpacing/>
+              <w:jc w:val="both"/>
+              <w:rPr>
+                <w:rFonts w:ascii="Aptos" w:hAnsi="Aptos"/>
+                <w:sz w:val="20"/>
+                <w:szCs w:val="20"/>
+              </w:rPr>
+            </w:pPr>
+            <w:r>
+              <w:rPr>
+                <w:rFonts w:ascii="Aptos" w:hAnsi="Aptos"/>
+                <w:sz w:val="20"/>
+                <w:szCs w:val="20"/>
+              </w:rPr>
+              <w:lastRenderedPageBreak/>
+              <w:t xml:space="preserve">   &gt; Blocks: 0            Seconds: 0</w:t>
+            </w:r>
+          </w:p>
+          <w:p>
+            <w:pPr>
+              <w:widowControl/>
+              <w:autoSpaceDE/>
+              <w:autoSpaceDN/>
+              <w:spacing w:after="160" w:line="259" w:lineRule="auto"/>
+              <w:contextualSpacing/>
+              <w:jc w:val="both"/>
+              <w:rPr>
+                <w:rFonts w:ascii="Aptos" w:hAnsi="Aptos"/>
+                <w:sz w:val="20"/>
+                <w:szCs w:val="20"/>
+              </w:rPr>
+            </w:pPr>
+            <w:r>
+              <w:rPr>
+                <w:rFonts w:ascii="Aptos" w:hAnsi="Aptos"/>
+                <w:sz w:val="20"/>
+                <w:szCs w:val="20"/>
+              </w:rPr>
+              <w:t xml:space="preserve">   &gt; contract address:    0xb889d0B50e1b712E6b652aEA574b33973d065535</w:t>
+            </w:r>
+          </w:p>
+          <w:p>
+            <w:pPr>
+              <w:widowControl/>
+              <w:autoSpaceDE/>
+              <w:autoSpaceDN/>
+              <w:spacing w:after="160" w:line="259" w:lineRule="auto"/>
+              <w:contextualSpacing/>
+              <w:jc w:val="both"/>
+              <w:rPr>
+                <w:rFonts w:ascii="Aptos" w:hAnsi="Aptos"/>
+                <w:sz w:val="20"/>
+                <w:szCs w:val="20"/>
+              </w:rPr>
+            </w:pPr>
+            <w:r>
+              <w:rPr>
+                <w:rFonts w:ascii="Aptos" w:hAnsi="Aptos"/>
+                <w:sz w:val="20"/>
+                <w:szCs w:val="20"/>
+              </w:rPr>
+              <w:t xml:space="preserve">   &gt; block number:        110</w:t>
+            </w:r>
+          </w:p>
+          <w:p>
+            <w:pPr>
+              <w:widowControl/>
+              <w:autoSpaceDE/>
+              <w:autoSpaceDN/>
+              <w:spacing w:after="160" w:line="259" w:lineRule="auto"/>
+              <w:contextualSpacing/>
+              <w:jc w:val="both"/>
+              <w:rPr>
+                <w:rFonts w:ascii="Aptos" w:hAnsi="Aptos"/>
+                <w:sz w:val="20"/>
+                <w:szCs w:val="20"/>
+              </w:rPr>
+            </w:pPr>
+            <w:r>
+              <w:rPr>
+                <w:rFonts w:ascii="Aptos" w:hAnsi="Aptos"/>
+                <w:sz w:val="20"/>
+                <w:szCs w:val="20"/>
+              </w:rPr>
+              <w:t xml:space="preserve">   &gt; block timestamp:     1769614863</w:t>
+            </w:r>
+          </w:p>
+          <w:p>
+            <w:pPr>
+              <w:widowControl/>
+              <w:autoSpaceDE/>
+              <w:autoSpaceDN/>
+              <w:spacing w:after="160" w:line="259" w:lineRule="auto"/>
+              <w:contextualSpacing/>
+              <w:jc w:val="both"/>
+              <w:rPr>
+                <w:rFonts w:ascii="Aptos" w:hAnsi="Aptos"/>
+                <w:sz w:val="20"/>
+                <w:szCs w:val="20"/>
+              </w:rPr>
+            </w:pPr>
+            <w:r>
+              <w:rPr>
+                <w:rFonts w:ascii="Aptos" w:hAnsi="Aptos"/>
+                <w:sz w:val="20"/>
+                <w:szCs w:val="20"/>
+              </w:rPr>
+              <w:t xml:space="preserve">   &gt; account:             0x46EB73Cb66991C07622b3aB77a6E9A93139EE661</w:t>
+            </w:r>
+          </w:p>
+          <w:p>
+            <w:pPr>
+              <w:widowControl/>
+              <w:autoSpaceDE/>
+              <w:autoSpaceDN/>
+              <w:spacing w:after="160" w:line="259" w:lineRule="auto"/>
+              <w:contextualSpacing/>
+              <w:jc w:val="both"/>
+              <w:rPr>
+                <w:rFonts w:ascii="Aptos" w:hAnsi="Aptos"/>
+                <w:sz w:val="20"/>
+                <w:szCs w:val="20"/>
+              </w:rPr>
+            </w:pPr>
+            <w:r>
+              <w:rPr>
+                <w:rFonts w:ascii="Aptos" w:hAnsi="Aptos"/>
+                <w:sz w:val="20"/>
+                <w:szCs w:val="20"/>
+              </w:rPr>
+              <w:t xml:space="preserve">   &gt; balance:             99.945100167838481124</w:t>
+            </w:r>
+          </w:p>
+          <w:p>
+            <w:pPr>
+              <w:widowControl/>
+              <w:autoSpaceDE/>
+              <w:autoSpaceDN/>
+              <w:spacing w:after="160" w:line="259" w:lineRule="auto"/>
+              <w:contextualSpacing/>
+              <w:jc w:val="both"/>
+              <w:rPr>
+                <w:rFonts w:ascii="Aptos" w:hAnsi="Aptos"/>
+                <w:sz w:val="20"/>
+                <w:szCs w:val="20"/>
+              </w:rPr>
+            </w:pPr>
+            <w:r>
+              <w:rPr>
+                <w:rFonts w:ascii="Aptos" w:hAnsi="Aptos"/>
+                <w:sz w:val="20"/>
+                <w:szCs w:val="20"/>
+              </w:rPr>
+              <w:t xml:space="preserve">   &gt; gas used:            147922 (0x241d2)</w:t>
+            </w:r>
+          </w:p>
+          <w:p>
+            <w:pPr>
+              <w:widowControl/>
+              <w:autoSpaceDE/>
+              <w:autoSpaceDN/>
+              <w:spacing w:after="160" w:line="259" w:lineRule="auto"/>
+              <w:contextualSpacing/>
+              <w:jc w:val="both"/>
+              <w:rPr>
+                <w:rFonts w:ascii="Aptos" w:hAnsi="Aptos"/>
+                <w:sz w:val="20"/>
+                <w:szCs w:val="20"/>
+              </w:rPr>
+            </w:pPr>
+            <w:r>
+              <w:rPr>
+                <w:rFonts w:ascii="Aptos" w:hAnsi="Aptos"/>
+                <w:sz w:val="20"/>
+                <w:szCs w:val="20"/>
+              </w:rPr>
+              <w:t xml:space="preserve">   &gt; gas price:           2.500016499 gwei</w:t>
+            </w:r>
+          </w:p>
+          <w:p>
+            <w:pPr>
+              <w:widowControl/>
+              <w:autoSpaceDE/>
+              <w:autoSpaceDN/>
+              <w:spacing w:after="160" w:line="259" w:lineRule="auto"/>
+              <w:contextualSpacing/>
+              <w:jc w:val="both"/>
+              <w:rPr>
+                <w:rFonts w:ascii="Aptos" w:hAnsi="Aptos"/>
+                <w:sz w:val="20"/>
+                <w:szCs w:val="20"/>
+              </w:rPr>
+            </w:pPr>
+            <w:r>
+              <w:rPr>
+                <w:rFonts w:ascii="Aptos" w:hAnsi="Aptos"/>
+                <w:sz w:val="20"/>
+                <w:szCs w:val="20"/>
+              </w:rPr>
+              <w:t xml:space="preserve">   &gt; value sent:          0 ETH</w:t>
+            </w:r>
+          </w:p>
+          <w:p>
+            <w:pPr>
+              <w:widowControl/>
+              <w:autoSpaceDE/>
+              <w:autoSpaceDN/>
+              <w:spacing w:after="160" w:line="259" w:lineRule="auto"/>
+              <w:contextualSpacing/>
+              <w:jc w:val="both"/>
+              <w:rPr>
+                <w:rFonts w:ascii="Aptos" w:hAnsi="Aptos"/>
+                <w:sz w:val="20"/>
+                <w:szCs w:val="20"/>
+              </w:rPr>
+            </w:pPr>
+            <w:r>
+              <w:rPr>
+                <w:rFonts w:ascii="Aptos" w:hAnsi="Aptos"/>
+                <w:sz w:val="20"/>
+                <w:szCs w:val="20"/>
+              </w:rPr>
+              <w:t xml:space="preserve">   &gt; total cost:          0.000369807440565078 ETH</w:t>
+            </w:r>
+          </w:p>
+          <w:p>
+            <w:pPr>
+              <w:widowControl/>
+              <w:autoSpaceDE/>
+              <w:autoSpaceDN/>
+              <w:spacing w:after="160" w:line="259" w:lineRule="auto"/>
+              <w:contextualSpacing/>
+              <w:jc w:val="both"/>
+              <w:rPr>
+                <w:rFonts w:ascii="Aptos" w:hAnsi="Aptos"/>
+                <w:sz w:val="20"/>
+                <w:szCs w:val="20"/>
+              </w:rPr>
+            </w:pPr>
+          </w:p>
+          <w:p>
+            <w:pPr>
+              <w:widowControl/>
+              <w:autoSpaceDE/>
+              <w:autoSpaceDN/>
+              <w:spacing w:after="160" w:line="259" w:lineRule="auto"/>
+              <w:contextualSpacing/>
+              <w:jc w:val="both"/>
+              <w:rPr>
+                <w:rFonts w:ascii="Aptos" w:hAnsi="Aptos"/>
+                <w:sz w:val="20"/>
+                <w:szCs w:val="20"/>
+              </w:rPr>
+            </w:pPr>
+            <w:r>
+              <w:rPr>
+                <w:rFonts w:ascii="Aptos" w:hAnsi="Aptos"/>
+                <w:sz w:val="20"/>
+                <w:szCs w:val="20"/>
+              </w:rPr>
+              <w:t xml:space="preserve">   &gt; Saving migration to chain.</w:t>
+            </w:r>
+          </w:p>
+          <w:p>
+            <w:pPr>
+              <w:widowControl/>
+              <w:autoSpaceDE/>
+              <w:autoSpaceDN/>
+              <w:spacing w:after="160" w:line="259" w:lineRule="auto"/>
+              <w:contextualSpacing/>
+              <w:jc w:val="both"/>
+              <w:rPr>
+                <w:rFonts w:ascii="Aptos" w:hAnsi="Aptos"/>
+                <w:sz w:val="20"/>
+                <w:szCs w:val="20"/>
+              </w:rPr>
+            </w:pPr>
+            <w:r>
+              <w:rPr>
+                <w:rFonts w:ascii="Aptos" w:hAnsi="Aptos"/>
+                <w:sz w:val="20"/>
+                <w:szCs w:val="20"/>
+              </w:rPr>
+              <w:t xml:space="preserve">   &gt; Saving artifacts</w:t>
+            </w:r>
+          </w:p>
+          <w:p>
+            <w:pPr>
+              <w:widowControl/>
+              <w:autoSpaceDE/>
+              <w:autoSpaceDN/>
+              <w:spacing w:after="160" w:line="259" w:lineRule="auto"/>
+              <w:contextualSpacing/>
+              <w:jc w:val="both"/>
+              <w:rPr>
+                <w:rFonts w:ascii="Aptos" w:hAnsi="Aptos"/>
+                <w:sz w:val="20"/>
+                <w:szCs w:val="20"/>
+              </w:rPr>
+            </w:pPr>
+            <w:r>
+              <w:rPr>
+                <w:rFonts w:ascii="Aptos" w:hAnsi="Aptos"/>
+                <w:sz w:val="20"/>
+                <w:szCs w:val="20"/>
+              </w:rPr>
+              <w:t xml:space="preserve">   -------------------------------------</w:t>
+            </w:r>
+          </w:p>
+          <w:p>
+            <w:pPr>
+              <w:widowControl/>
+              <w:autoSpaceDE/>
+              <w:autoSpaceDN/>
+              <w:spacing w:after="160" w:line="259" w:lineRule="auto"/>
+              <w:contextualSpacing/>
+              <w:jc w:val="both"/>
+              <w:rPr>
+                <w:rFonts w:ascii="Aptos" w:hAnsi="Aptos"/>
+                <w:sz w:val="20"/>
+                <w:szCs w:val="20"/>
+              </w:rPr>
+            </w:pPr>
+            <w:r>
+              <w:rPr>
+                <w:rFonts w:ascii="Aptos" w:hAnsi="Aptos"/>
+                <w:sz w:val="20"/>
+                <w:szCs w:val="20"/>
+              </w:rPr>
+              <w:t xml:space="preserve">   &gt; Total cost:     0.000369807440565078 ETH</w:t>
+            </w:r>
+          </w:p>
+          <w:p>
+            <w:pPr>
+              <w:widowControl/>
+              <w:autoSpaceDE/>
+              <w:autoSpaceDN/>
+              <w:spacing w:after="160" w:line="259" w:lineRule="auto"/>
+              <w:contextualSpacing/>
+              <w:jc w:val="both"/>
+              <w:rPr>
+                <w:rFonts w:ascii="Aptos" w:hAnsi="Aptos"/>
+                <w:sz w:val="20"/>
+                <w:szCs w:val="20"/>
+              </w:rPr>
+            </w:pPr>
+          </w:p>
+          <w:p>
+            <w:pPr>
+              <w:widowControl/>
+              <w:autoSpaceDE/>
+              <w:autoSpaceDN/>
+              <w:spacing w:after="160" w:line="259" w:lineRule="auto"/>
+              <w:contextualSpacing/>
+              <w:jc w:val="both"/>
+              <w:rPr>
+                <w:rFonts w:ascii="Aptos" w:hAnsi="Aptos"/>
+                <w:sz w:val="20"/>
+                <w:szCs w:val="20"/>
+              </w:rPr>
+            </w:pPr>
+          </w:p>
+          <w:p>
+            <w:pPr>
+              <w:widowControl/>
+              <w:autoSpaceDE/>
+              <w:autoSpaceDN/>
+              <w:spacing w:after="160" w:line="259" w:lineRule="auto"/>
+              <w:contextualSpacing/>
+              <w:jc w:val="both"/>
+              <w:rPr>
+                <w:rFonts w:ascii="Aptos" w:hAnsi="Aptos"/>
+                <w:sz w:val="20"/>
+                <w:szCs w:val="20"/>
+              </w:rPr>
+            </w:pPr>
+            <w:r>
+              <w:rPr>
+                <w:rFonts w:ascii="Aptos" w:hAnsi="Aptos"/>
+                <w:sz w:val="20"/>
+                <w:szCs w:val="20"/>
+              </w:rPr>
+              <w:t>2_deploy_contracts.js</w:t>
+            </w:r>
+          </w:p>
+          <w:p>
+            <w:pPr>
+              <w:widowControl/>
+              <w:autoSpaceDE/>
+              <w:autoSpaceDN/>
+              <w:spacing w:after="160" w:line="259" w:lineRule="auto"/>
+              <w:contextualSpacing/>
+              <w:jc w:val="both"/>
+              <w:rPr>
+                <w:rFonts w:ascii="Aptos" w:hAnsi="Aptos"/>
+                <w:sz w:val="20"/>
+                <w:szCs w:val="20"/>
+              </w:rPr>
+            </w:pPr>
+            <w:r>
+              <w:rPr>
+                <w:rFonts w:ascii="Aptos" w:hAnsi="Aptos"/>
+                <w:sz w:val="20"/>
+                <w:szCs w:val="20"/>
+              </w:rPr>
+              <w:t>=====================</w:t>
+            </w:r>
+          </w:p>
+          <w:p>
+            <w:pPr>
+              <w:widowControl/>
+              <w:autoSpaceDE/>
+              <w:autoSpaceDN/>
+              <w:spacing w:after="160" w:line="259" w:lineRule="auto"/>
+              <w:contextualSpacing/>
+              <w:jc w:val="both"/>
+              <w:rPr>
+                <w:rFonts w:ascii="Aptos" w:hAnsi="Aptos"/>
+                <w:sz w:val="20"/>
+                <w:szCs w:val="20"/>
+              </w:rPr>
+            </w:pPr>
+          </w:p>
+          <w:p>
+            <w:pPr>
+              <w:widowControl/>
+              <w:autoSpaceDE/>
+              <w:autoSpaceDN/>
+              <w:spacing w:after="160" w:line="259" w:lineRule="auto"/>
+              <w:contextualSpacing/>
+              <w:jc w:val="both"/>
+              <w:rPr>
+                <w:rFonts w:ascii="Aptos" w:hAnsi="Aptos"/>
+                <w:sz w:val="20"/>
+                <w:szCs w:val="20"/>
+              </w:rPr>
+            </w:pPr>
+            <w:r>
+              <w:rPr>
+                <w:rFonts w:ascii="Aptos" w:hAnsi="Aptos"/>
+                <w:sz w:val="20"/>
+                <w:szCs w:val="20"/>
+              </w:rPr>
+              <w:t xml:space="preserve">   Replacing 'UserManagementContract'</w:t>
+            </w:r>
+          </w:p>
+          <w:p>
+            <w:pPr>
+              <w:widowControl/>
+              <w:autoSpaceDE/>
+              <w:autoSpaceDN/>
+              <w:spacing w:after="160" w:line="259" w:lineRule="auto"/>
+              <w:contextualSpacing/>
+              <w:jc w:val="both"/>
+              <w:rPr>
+                <w:rFonts w:ascii="Aptos" w:hAnsi="Aptos"/>
+                <w:sz w:val="20"/>
+                <w:szCs w:val="20"/>
+              </w:rPr>
+            </w:pPr>
+            <w:r>
+              <w:rPr>
+                <w:rFonts w:ascii="Aptos" w:hAnsi="Aptos"/>
+                <w:sz w:val="20"/>
+                <w:szCs w:val="20"/>
+              </w:rPr>
+              <w:t xml:space="preserve">   ----------------------------------</w:t>
+            </w:r>
+          </w:p>
+          <w:p>
+            <w:pPr>
+              <w:widowControl/>
+              <w:autoSpaceDE/>
+              <w:autoSpaceDN/>
+              <w:spacing w:after="160" w:line="259" w:lineRule="auto"/>
+              <w:contextualSpacing/>
+              <w:jc w:val="both"/>
+              <w:rPr>
+                <w:rFonts w:ascii="Aptos" w:hAnsi="Aptos"/>
+                <w:sz w:val="20"/>
+                <w:szCs w:val="20"/>
+              </w:rPr>
+            </w:pPr>
+            <w:r>
+              <w:rPr>
+                <w:rFonts w:ascii="Aptos" w:hAnsi="Aptos"/>
+                <w:sz w:val="20"/>
+                <w:szCs w:val="20"/>
+              </w:rPr>
+              <w:t xml:space="preserve">   &gt; transaction hash:    0x3a7d26a0a7b2400d5350c5448ecf3ce8fce656b4f451faf4e0c0b9cdd7de4969</w:t>
+            </w:r>
+          </w:p>
+          <w:p>
+            <w:pPr>
+              <w:widowControl/>
+              <w:autoSpaceDE/>
+              <w:autoSpaceDN/>
+              <w:spacing w:after="160" w:line="259" w:lineRule="auto"/>
+              <w:contextualSpacing/>
+              <w:jc w:val="both"/>
+              <w:rPr>
+                <w:rFonts w:ascii="Aptos" w:hAnsi="Aptos"/>
+                <w:sz w:val="20"/>
+                <w:szCs w:val="20"/>
+              </w:rPr>
+            </w:pPr>
+            <w:r>
+              <w:rPr>
+                <w:rFonts w:ascii="Aptos" w:hAnsi="Aptos"/>
+                <w:sz w:val="20"/>
+                <w:szCs w:val="20"/>
+              </w:rPr>
+              <w:t xml:space="preserve">   &gt; Blocks: 0            Seconds: 0</w:t>
+            </w:r>
+          </w:p>
+          <w:p>
+            <w:pPr>
+              <w:widowControl/>
+              <w:autoSpaceDE/>
+              <w:autoSpaceDN/>
+              <w:spacing w:after="160" w:line="259" w:lineRule="auto"/>
+              <w:contextualSpacing/>
+              <w:jc w:val="both"/>
+              <w:rPr>
+                <w:rFonts w:ascii="Aptos" w:hAnsi="Aptos"/>
+                <w:sz w:val="20"/>
+                <w:szCs w:val="20"/>
+              </w:rPr>
+            </w:pPr>
+            <w:r>
+              <w:rPr>
+                <w:rFonts w:ascii="Aptos" w:hAnsi="Aptos"/>
+                <w:sz w:val="20"/>
+                <w:szCs w:val="20"/>
+              </w:rPr>
+              <w:t xml:space="preserve">   &gt; contract address:    0xF188039cDc39D3193FF99CE0D76C2b15B81EED3C</w:t>
+            </w:r>
+          </w:p>
+          <w:p>
+            <w:pPr>
+              <w:widowControl/>
+              <w:autoSpaceDE/>
+              <w:autoSpaceDN/>
+              <w:spacing w:after="160" w:line="259" w:lineRule="auto"/>
+              <w:contextualSpacing/>
+              <w:jc w:val="both"/>
+              <w:rPr>
+                <w:rFonts w:ascii="Aptos" w:hAnsi="Aptos"/>
+                <w:sz w:val="20"/>
+                <w:szCs w:val="20"/>
+              </w:rPr>
+            </w:pPr>
+            <w:r>
+              <w:rPr>
+                <w:rFonts w:ascii="Aptos" w:hAnsi="Aptos"/>
+                <w:sz w:val="20"/>
+                <w:szCs w:val="20"/>
+              </w:rPr>
+              <w:t xml:space="preserve">   &gt; block number:        112</w:t>
+            </w:r>
+          </w:p>
+          <w:p>
+            <w:pPr>
+              <w:widowControl/>
+              <w:autoSpaceDE/>
+              <w:autoSpaceDN/>
+              <w:spacing w:after="160" w:line="259" w:lineRule="auto"/>
+              <w:contextualSpacing/>
+              <w:jc w:val="both"/>
+              <w:rPr>
+                <w:rFonts w:ascii="Aptos" w:hAnsi="Aptos"/>
+                <w:sz w:val="20"/>
+                <w:szCs w:val="20"/>
+              </w:rPr>
+            </w:pPr>
+            <w:r>
+              <w:rPr>
+                <w:rFonts w:ascii="Aptos" w:hAnsi="Aptos"/>
+                <w:sz w:val="20"/>
+                <w:szCs w:val="20"/>
+              </w:rPr>
+              <w:t xml:space="preserve">   &gt; block timestamp:     1769614863</w:t>
+            </w:r>
+          </w:p>
+          <w:p>
+            <w:pPr>
+              <w:widowControl/>
+              <w:autoSpaceDE/>
+              <w:autoSpaceDN/>
+              <w:spacing w:after="160" w:line="259" w:lineRule="auto"/>
+              <w:contextualSpacing/>
+              <w:jc w:val="both"/>
+              <w:rPr>
+                <w:rFonts w:ascii="Aptos" w:hAnsi="Aptos"/>
+                <w:sz w:val="20"/>
+                <w:szCs w:val="20"/>
+              </w:rPr>
+            </w:pPr>
+            <w:r>
+              <w:rPr>
+                <w:rFonts w:ascii="Aptos" w:hAnsi="Aptos"/>
+                <w:sz w:val="20"/>
+                <w:szCs w:val="20"/>
+              </w:rPr>
+              <w:t xml:space="preserve">   &gt; account:             0x46EB73Cb66991C07622b3aB77a6E9A93139EE661</w:t>
+            </w:r>
+          </w:p>
+          <w:p>
+            <w:pPr>
+              <w:widowControl/>
+              <w:autoSpaceDE/>
+              <w:autoSpaceDN/>
+              <w:spacing w:after="160" w:line="259" w:lineRule="auto"/>
+              <w:contextualSpacing/>
+              <w:jc w:val="both"/>
+              <w:rPr>
+                <w:rFonts w:ascii="Aptos" w:hAnsi="Aptos"/>
+                <w:sz w:val="20"/>
+                <w:szCs w:val="20"/>
+              </w:rPr>
+            </w:pPr>
+            <w:r>
+              <w:rPr>
+                <w:rFonts w:ascii="Aptos" w:hAnsi="Aptos"/>
+                <w:sz w:val="20"/>
+                <w:szCs w:val="20"/>
+              </w:rPr>
+              <w:t xml:space="preserve">   &gt; balance:             99.943488659546482221</w:t>
+            </w:r>
+          </w:p>
+          <w:p>
+            <w:pPr>
+              <w:widowControl/>
+              <w:autoSpaceDE/>
+              <w:autoSpaceDN/>
+              <w:spacing w:after="160" w:line="259" w:lineRule="auto"/>
+              <w:contextualSpacing/>
+              <w:jc w:val="both"/>
+              <w:rPr>
+                <w:rFonts w:ascii="Aptos" w:hAnsi="Aptos"/>
+                <w:sz w:val="20"/>
+                <w:szCs w:val="20"/>
+              </w:rPr>
+            </w:pPr>
+            <w:r>
+              <w:rPr>
+                <w:rFonts w:ascii="Aptos" w:hAnsi="Aptos"/>
+                <w:sz w:val="20"/>
+                <w:szCs w:val="20"/>
+              </w:rPr>
+              <w:t xml:space="preserve">   &gt; gas used:            598967 (0x923b7)</w:t>
+            </w:r>
+          </w:p>
+          <w:p>
+            <w:pPr>
+              <w:widowControl/>
+              <w:autoSpaceDE/>
+              <w:autoSpaceDN/>
+              <w:spacing w:after="160" w:line="259" w:lineRule="auto"/>
+              <w:contextualSpacing/>
+              <w:jc w:val="both"/>
+              <w:rPr>
+                <w:rFonts w:ascii="Aptos" w:hAnsi="Aptos"/>
+                <w:sz w:val="20"/>
+                <w:szCs w:val="20"/>
+              </w:rPr>
+            </w:pPr>
+            <w:r>
+              <w:rPr>
+                <w:rFonts w:ascii="Aptos" w:hAnsi="Aptos"/>
+                <w:sz w:val="20"/>
+                <w:szCs w:val="20"/>
+              </w:rPr>
+              <w:t xml:space="preserve">   &gt; gas price:           2.500012737 gwei</w:t>
+            </w:r>
+          </w:p>
+          <w:p>
+            <w:pPr>
+              <w:widowControl/>
+              <w:autoSpaceDE/>
+              <w:autoSpaceDN/>
+              <w:spacing w:after="160" w:line="259" w:lineRule="auto"/>
+              <w:contextualSpacing/>
+              <w:jc w:val="both"/>
+              <w:rPr>
+                <w:rFonts w:ascii="Aptos" w:hAnsi="Aptos"/>
+                <w:sz w:val="20"/>
+                <w:szCs w:val="20"/>
+              </w:rPr>
+            </w:pPr>
+            <w:r>
+              <w:rPr>
+                <w:rFonts w:ascii="Aptos" w:hAnsi="Aptos"/>
+                <w:sz w:val="20"/>
+                <w:szCs w:val="20"/>
+              </w:rPr>
+              <w:t xml:space="preserve">   &gt; value sent:          0 ETH</w:t>
+            </w:r>
+          </w:p>
+          <w:p>
+            <w:pPr>
+              <w:widowControl/>
+              <w:autoSpaceDE/>
+              <w:autoSpaceDN/>
+              <w:spacing w:after="160" w:line="259" w:lineRule="auto"/>
+              <w:contextualSpacing/>
+              <w:jc w:val="both"/>
+              <w:rPr>
+                <w:rFonts w:ascii="Aptos" w:hAnsi="Aptos"/>
+                <w:sz w:val="20"/>
+                <w:szCs w:val="20"/>
+              </w:rPr>
+            </w:pPr>
+            <w:r>
+              <w:rPr>
+                <w:rFonts w:ascii="Aptos" w:hAnsi="Aptos"/>
+                <w:sz w:val="20"/>
+                <w:szCs w:val="20"/>
+              </w:rPr>
+              <w:t xml:space="preserve">   &gt; total cost:          0.001497425129042679 ETH</w:t>
+            </w:r>
+          </w:p>
+          <w:p>
+            <w:pPr>
+              <w:widowControl/>
+              <w:autoSpaceDE/>
+              <w:autoSpaceDN/>
+              <w:spacing w:after="160" w:line="259" w:lineRule="auto"/>
+              <w:contextualSpacing/>
+              <w:jc w:val="both"/>
+              <w:rPr>
+                <w:rFonts w:ascii="Aptos" w:hAnsi="Aptos"/>
+                <w:sz w:val="20"/>
+                <w:szCs w:val="20"/>
+              </w:rPr>
+            </w:pPr>
+          </w:p>
+          <w:p>
+            <w:pPr>
+              <w:widowControl/>
+              <w:autoSpaceDE/>
+              <w:autoSpaceDN/>
+              <w:spacing w:after="160" w:line="259" w:lineRule="auto"/>
+              <w:contextualSpacing/>
+              <w:jc w:val="both"/>
+              <w:rPr>
+                <w:rFonts w:ascii="Aptos" w:hAnsi="Aptos"/>
+                <w:sz w:val="20"/>
+                <w:szCs w:val="20"/>
+              </w:rPr>
+            </w:pPr>
+          </w:p>
+          <w:p>
+            <w:pPr>
+              <w:widowControl/>
+              <w:autoSpaceDE/>
+              <w:autoSpaceDN/>
+              <w:spacing w:after="160" w:line="259" w:lineRule="auto"/>
+              <w:contextualSpacing/>
+              <w:jc w:val="both"/>
+              <w:rPr>
+                <w:rFonts w:ascii="Aptos" w:hAnsi="Aptos"/>
+                <w:sz w:val="20"/>
+                <w:szCs w:val="20"/>
+              </w:rPr>
+            </w:pPr>
+            <w:r>
+              <w:rPr>
+                <w:rFonts w:ascii="Aptos" w:hAnsi="Aptos"/>
+                <w:sz w:val="20"/>
+                <w:szCs w:val="20"/>
+              </w:rPr>
+              <w:t xml:space="preserve">   Replacing 'WalletContract'</w:t>
+            </w:r>
+          </w:p>
+          <w:p>
+            <w:pPr>
+              <w:widowControl/>
+              <w:autoSpaceDE/>
+              <w:autoSpaceDN/>
+              <w:spacing w:after="160" w:line="259" w:lineRule="auto"/>
+              <w:contextualSpacing/>
+              <w:jc w:val="both"/>
+              <w:rPr>
+                <w:rFonts w:ascii="Aptos" w:hAnsi="Aptos"/>
+                <w:sz w:val="20"/>
+                <w:szCs w:val="20"/>
+              </w:rPr>
+            </w:pPr>
+            <w:r>
+              <w:rPr>
+                <w:rFonts w:ascii="Aptos" w:hAnsi="Aptos"/>
+                <w:sz w:val="20"/>
+                <w:szCs w:val="20"/>
+              </w:rPr>
+              <w:t xml:space="preserve">   --------------------------</w:t>
+            </w:r>
+          </w:p>
+          <w:p>
+            <w:pPr>
+              <w:widowControl/>
+              <w:autoSpaceDE/>
+              <w:autoSpaceDN/>
+              <w:spacing w:after="160" w:line="259" w:lineRule="auto"/>
+              <w:contextualSpacing/>
+              <w:jc w:val="both"/>
+              <w:rPr>
+                <w:rFonts w:ascii="Aptos" w:hAnsi="Aptos"/>
+                <w:sz w:val="20"/>
+                <w:szCs w:val="20"/>
+              </w:rPr>
+            </w:pPr>
+            <w:r>
+              <w:rPr>
+                <w:rFonts w:ascii="Aptos" w:hAnsi="Aptos"/>
+                <w:sz w:val="20"/>
+                <w:szCs w:val="20"/>
+              </w:rPr>
+              <w:t xml:space="preserve">   &gt; transaction hash:    0x9df5a578ef2c990b920629d0f07c39d68b6cf8fca0bd5e70e8eab0e007deb3eb</w:t>
+            </w:r>
+          </w:p>
+          <w:p>
+            <w:pPr>
+              <w:widowControl/>
+              <w:autoSpaceDE/>
+              <w:autoSpaceDN/>
+              <w:spacing w:after="160" w:line="259" w:lineRule="auto"/>
+              <w:contextualSpacing/>
+              <w:jc w:val="both"/>
+              <w:rPr>
+                <w:rFonts w:ascii="Aptos" w:hAnsi="Aptos"/>
+                <w:sz w:val="20"/>
+                <w:szCs w:val="20"/>
+              </w:rPr>
+            </w:pPr>
+            <w:r>
+              <w:rPr>
+                <w:rFonts w:ascii="Aptos" w:hAnsi="Aptos"/>
+                <w:sz w:val="20"/>
+                <w:szCs w:val="20"/>
+              </w:rPr>
+              <w:t xml:space="preserve">   &gt; Blocks: 0            Seconds: 0</w:t>
+            </w:r>
+          </w:p>
+          <w:p>
+            <w:pPr>
+              <w:widowControl/>
+              <w:autoSpaceDE/>
+              <w:autoSpaceDN/>
+              <w:spacing w:after="160" w:line="259" w:lineRule="auto"/>
+              <w:contextualSpacing/>
+              <w:jc w:val="both"/>
+              <w:rPr>
+                <w:rFonts w:ascii="Aptos" w:hAnsi="Aptos"/>
+                <w:sz w:val="20"/>
+                <w:szCs w:val="20"/>
+              </w:rPr>
+            </w:pPr>
+            <w:r>
+              <w:rPr>
+                <w:rFonts w:ascii="Aptos" w:hAnsi="Aptos"/>
+                <w:sz w:val="20"/>
+                <w:szCs w:val="20"/>
+              </w:rPr>
+              <w:t xml:space="preserve">   &gt; contract address:    0xa1F467008f66206007cD7f7c45dB3197E1E2cd79</w:t>
+            </w:r>
+          </w:p>
+          <w:p>
+            <w:pPr>
+              <w:widowControl/>
+              <w:autoSpaceDE/>
+              <w:autoSpaceDN/>
+              <w:spacing w:after="160" w:line="259" w:lineRule="auto"/>
+              <w:contextualSpacing/>
+              <w:jc w:val="both"/>
+              <w:rPr>
+                <w:rFonts w:ascii="Aptos" w:hAnsi="Aptos"/>
+                <w:sz w:val="20"/>
+                <w:szCs w:val="20"/>
+              </w:rPr>
+            </w:pPr>
+            <w:r>
+              <w:rPr>
+                <w:rFonts w:ascii="Aptos" w:hAnsi="Aptos"/>
+                <w:sz w:val="20"/>
+                <w:szCs w:val="20"/>
+              </w:rPr>
+              <w:t xml:space="preserve">   &gt; block number:        113</w:t>
+            </w:r>
+          </w:p>
+          <w:p>
+            <w:pPr>
+              <w:widowControl/>
+              <w:autoSpaceDE/>
+              <w:autoSpaceDN/>
+              <w:spacing w:after="160" w:line="259" w:lineRule="auto"/>
+              <w:contextualSpacing/>
+              <w:jc w:val="both"/>
+              <w:rPr>
+                <w:rFonts w:ascii="Aptos" w:hAnsi="Aptos"/>
+                <w:sz w:val="20"/>
+                <w:szCs w:val="20"/>
+              </w:rPr>
+            </w:pPr>
+            <w:r>
+              <w:rPr>
+                <w:rFonts w:ascii="Aptos" w:hAnsi="Aptos"/>
+                <w:sz w:val="20"/>
+                <w:szCs w:val="20"/>
+              </w:rPr>
+              <w:t xml:space="preserve">   &gt; block timestamp:     1769614863</w:t>
+            </w:r>
+          </w:p>
+          <w:p>
+            <w:pPr>
+              <w:widowControl/>
+              <w:autoSpaceDE/>
+              <w:autoSpaceDN/>
+              <w:spacing w:after="160" w:line="259" w:lineRule="auto"/>
+              <w:contextualSpacing/>
+              <w:jc w:val="both"/>
+              <w:rPr>
+                <w:rFonts w:ascii="Aptos" w:hAnsi="Aptos"/>
+                <w:sz w:val="20"/>
+                <w:szCs w:val="20"/>
+              </w:rPr>
+            </w:pPr>
+            <w:r>
+              <w:rPr>
+                <w:rFonts w:ascii="Aptos" w:hAnsi="Aptos"/>
+                <w:sz w:val="20"/>
+                <w:szCs w:val="20"/>
+              </w:rPr>
+              <w:t xml:space="preserve">   &gt; account:             0x46EB73Cb66991C07622b3aB77a6E9A93139EE661</w:t>
+            </w:r>
+          </w:p>
+          <w:p>
+            <w:pPr>
+              <w:widowControl/>
+              <w:autoSpaceDE/>
+              <w:autoSpaceDN/>
+              <w:spacing w:after="160" w:line="259" w:lineRule="auto"/>
+              <w:contextualSpacing/>
+              <w:jc w:val="both"/>
+              <w:rPr>
+                <w:rFonts w:ascii="Aptos" w:hAnsi="Aptos"/>
+                <w:sz w:val="20"/>
+                <w:szCs w:val="20"/>
+              </w:rPr>
+            </w:pPr>
+            <w:r>
+              <w:rPr>
+                <w:rFonts w:ascii="Aptos" w:hAnsi="Aptos"/>
+                <w:sz w:val="20"/>
+                <w:szCs w:val="20"/>
+              </w:rPr>
+              <w:t xml:space="preserve">   &gt; balance:             99.94063054898040369</w:t>
+            </w:r>
+          </w:p>
+          <w:p>
+            <w:pPr>
+              <w:widowControl/>
+              <w:autoSpaceDE/>
+              <w:autoSpaceDN/>
+              <w:spacing w:after="160" w:line="259" w:lineRule="auto"/>
+              <w:contextualSpacing/>
+              <w:jc w:val="both"/>
+              <w:rPr>
+                <w:rFonts w:ascii="Aptos" w:hAnsi="Aptos"/>
+                <w:sz w:val="20"/>
+                <w:szCs w:val="20"/>
+              </w:rPr>
+            </w:pPr>
+            <w:r>
+              <w:rPr>
+                <w:rFonts w:ascii="Aptos" w:hAnsi="Aptos"/>
+                <w:sz w:val="20"/>
+                <w:szCs w:val="20"/>
+              </w:rPr>
+              <w:t xml:space="preserve">   &gt; gas used:            1143239 (0x1171c7)</w:t>
+            </w:r>
+          </w:p>
+          <w:p>
+            <w:pPr>
+              <w:widowControl/>
+              <w:autoSpaceDE/>
+              <w:autoSpaceDN/>
+              <w:spacing w:after="160" w:line="259" w:lineRule="auto"/>
+              <w:contextualSpacing/>
+              <w:jc w:val="both"/>
+              <w:rPr>
+                <w:rFonts w:ascii="Aptos" w:hAnsi="Aptos"/>
+                <w:sz w:val="20"/>
+                <w:szCs w:val="20"/>
+              </w:rPr>
+            </w:pPr>
+            <w:r>
+              <w:rPr>
+                <w:rFonts w:ascii="Aptos" w:hAnsi="Aptos"/>
+                <w:sz w:val="20"/>
+                <w:szCs w:val="20"/>
+              </w:rPr>
+              <w:t xml:space="preserve">   &gt; gas price:           2.500011429 gwei</w:t>
+            </w:r>
+          </w:p>
+          <w:p>
+            <w:pPr>
+              <w:widowControl/>
+              <w:autoSpaceDE/>
+              <w:autoSpaceDN/>
+              <w:spacing w:after="160" w:line="259" w:lineRule="auto"/>
+              <w:contextualSpacing/>
+              <w:jc w:val="both"/>
+              <w:rPr>
+                <w:rFonts w:ascii="Aptos" w:hAnsi="Aptos"/>
+                <w:sz w:val="20"/>
+                <w:szCs w:val="20"/>
+              </w:rPr>
+            </w:pPr>
+            <w:r>
+              <w:rPr>
+                <w:rFonts w:ascii="Aptos" w:hAnsi="Aptos"/>
+                <w:sz w:val="20"/>
+                <w:szCs w:val="20"/>
+              </w:rPr>
+              <w:t xml:space="preserve">   &gt; value sent:          0 ETH</w:t>
+            </w:r>
+          </w:p>
+          <w:p>
+            <w:pPr>
+              <w:widowControl/>
+              <w:autoSpaceDE/>
+              <w:autoSpaceDN/>
+              <w:spacing w:after="160" w:line="259" w:lineRule="auto"/>
+              <w:contextualSpacing/>
+              <w:jc w:val="both"/>
+              <w:rPr>
+                <w:rFonts w:ascii="Aptos" w:hAnsi="Aptos"/>
+                <w:sz w:val="20"/>
+                <w:szCs w:val="20"/>
+              </w:rPr>
+            </w:pPr>
+            <w:r>
+              <w:rPr>
+                <w:rFonts w:ascii="Aptos" w:hAnsi="Aptos"/>
+                <w:sz w:val="20"/>
+                <w:szCs w:val="20"/>
+              </w:rPr>
+              <w:t xml:space="preserve">   &gt; total cost:          0.002858110566078531 ETH</w:t>
+            </w:r>
+          </w:p>
+          <w:p>
+            <w:pPr>
+              <w:widowControl/>
+              <w:autoSpaceDE/>
+              <w:autoSpaceDN/>
+              <w:spacing w:after="160" w:line="259" w:lineRule="auto"/>
+              <w:contextualSpacing/>
+              <w:jc w:val="both"/>
+              <w:rPr>
+                <w:rFonts w:ascii="Aptos" w:hAnsi="Aptos"/>
+                <w:sz w:val="20"/>
+                <w:szCs w:val="20"/>
+              </w:rPr>
+            </w:pPr>
+          </w:p>
+          <w:p>
+            <w:pPr>
+              <w:widowControl/>
+              <w:autoSpaceDE/>
+              <w:autoSpaceDN/>
+              <w:spacing w:after="160" w:line="259" w:lineRule="auto"/>
+              <w:contextualSpacing/>
+              <w:jc w:val="both"/>
+              <w:rPr>
+                <w:rFonts w:ascii="Aptos" w:hAnsi="Aptos"/>
+                <w:sz w:val="20"/>
+                <w:szCs w:val="20"/>
+              </w:rPr>
+            </w:pPr>
+          </w:p>
+          <w:p>
+            <w:pPr>
+              <w:widowControl/>
+              <w:autoSpaceDE/>
+              <w:autoSpaceDN/>
+              <w:spacing w:after="160" w:line="259" w:lineRule="auto"/>
+              <w:contextualSpacing/>
+              <w:jc w:val="both"/>
+              <w:rPr>
+                <w:rFonts w:ascii="Aptos" w:hAnsi="Aptos"/>
+                <w:sz w:val="20"/>
+                <w:szCs w:val="20"/>
+              </w:rPr>
+            </w:pPr>
+            <w:r>
+              <w:rPr>
+                <w:rFonts w:ascii="Aptos" w:hAnsi="Aptos"/>
+                <w:sz w:val="20"/>
+                <w:szCs w:val="20"/>
+              </w:rPr>
+              <w:t xml:space="preserve">   Replacing 'ReputationContract'</w:t>
+            </w:r>
+          </w:p>
+          <w:p>
+            <w:pPr>
+              <w:widowControl/>
+              <w:autoSpaceDE/>
+              <w:autoSpaceDN/>
+              <w:spacing w:after="160" w:line="259" w:lineRule="auto"/>
+              <w:contextualSpacing/>
+              <w:jc w:val="both"/>
+              <w:rPr>
+                <w:rFonts w:ascii="Aptos" w:hAnsi="Aptos"/>
+                <w:sz w:val="20"/>
+                <w:szCs w:val="20"/>
+              </w:rPr>
+            </w:pPr>
+            <w:r>
+              <w:rPr>
+                <w:rFonts w:ascii="Aptos" w:hAnsi="Aptos"/>
+                <w:sz w:val="20"/>
+                <w:szCs w:val="20"/>
+              </w:rPr>
+              <w:t xml:space="preserve">   ------------------------------</w:t>
+            </w:r>
+          </w:p>
+          <w:p>
+            <w:pPr>
+              <w:widowControl/>
+              <w:autoSpaceDE/>
+              <w:autoSpaceDN/>
+              <w:spacing w:after="160" w:line="259" w:lineRule="auto"/>
+              <w:contextualSpacing/>
+              <w:jc w:val="both"/>
+              <w:rPr>
+                <w:rFonts w:ascii="Aptos" w:hAnsi="Aptos"/>
+                <w:sz w:val="20"/>
+                <w:szCs w:val="20"/>
+              </w:rPr>
+            </w:pPr>
+            <w:r>
+              <w:rPr>
+                <w:rFonts w:ascii="Aptos" w:hAnsi="Aptos"/>
+                <w:sz w:val="20"/>
+                <w:szCs w:val="20"/>
+              </w:rPr>
+              <w:lastRenderedPageBreak/>
+              <w:t xml:space="preserve">   &gt; transaction hash:    0x650dcbc2eaed4a32ddda2e23904a08f0be55597710c0917fa4c3742574c26631</w:t>
+            </w:r>
+          </w:p>
+          <w:p>
+            <w:pPr>
+              <w:widowControl/>
+              <w:autoSpaceDE/>
+              <w:autoSpaceDN/>
+              <w:spacing w:after="160" w:line="259" w:lineRule="auto"/>
+              <w:contextualSpacing/>
+              <w:jc w:val="both"/>
+              <w:rPr>
+                <w:rFonts w:ascii="Aptos" w:hAnsi="Aptos"/>
+                <w:sz w:val="20"/>
+                <w:szCs w:val="20"/>
+              </w:rPr>
+            </w:pPr>
+            <w:r>
+              <w:rPr>
+                <w:rFonts w:ascii="Aptos" w:hAnsi="Aptos"/>
+                <w:sz w:val="20"/>
+                <w:szCs w:val="20"/>
+              </w:rPr>
+              <w:t xml:space="preserve">   &gt; Blocks: 0            Seconds: 0</w:t>
+            </w:r>
+          </w:p>
+          <w:p>
+            <w:pPr>
+              <w:widowControl/>
+              <w:autoSpaceDE/>
+              <w:autoSpaceDN/>
+              <w:spacing w:after="160" w:line="259" w:lineRule="auto"/>
+              <w:contextualSpacing/>
+              <w:jc w:val="both"/>
+              <w:rPr>
+                <w:rFonts w:ascii="Aptos" w:hAnsi="Aptos"/>
+                <w:sz w:val="20"/>
+                <w:szCs w:val="20"/>
+              </w:rPr>
+            </w:pPr>
+            <w:r>
+              <w:rPr>
+                <w:rFonts w:ascii="Aptos" w:hAnsi="Aptos"/>
+                <w:sz w:val="20"/>
+                <w:szCs w:val="20"/>
+              </w:rPr>
+              <w:t xml:space="preserve">   &gt; contract address:    0x6016F622C4C832855470656346d5Ec2244a9C79f</w:t>
+            </w:r>
+          </w:p>
+          <w:p>
+            <w:pPr>
+              <w:widowControl/>
+              <w:autoSpaceDE/>
+              <w:autoSpaceDN/>
+              <w:spacing w:after="160" w:line="259" w:lineRule="auto"/>
+              <w:contextualSpacing/>
+              <w:jc w:val="both"/>
+              <w:rPr>
+                <w:rFonts w:ascii="Aptos" w:hAnsi="Aptos"/>
+                <w:sz w:val="20"/>
+                <w:szCs w:val="20"/>
+              </w:rPr>
+            </w:pPr>
+            <w:r>
+              <w:rPr>
+                <w:rFonts w:ascii="Aptos" w:hAnsi="Aptos"/>
+                <w:sz w:val="20"/>
+                <w:szCs w:val="20"/>
+              </w:rPr>
+              <w:t xml:space="preserve">   &gt; block number:        114</w:t>
+            </w:r>
+          </w:p>
+          <w:p>
+            <w:pPr>
+              <w:widowControl/>
+              <w:autoSpaceDE/>
+              <w:autoSpaceDN/>
+              <w:spacing w:after="160" w:line="259" w:lineRule="auto"/>
+              <w:contextualSpacing/>
+              <w:jc w:val="both"/>
+              <w:rPr>
+                <w:rFonts w:ascii="Aptos" w:hAnsi="Aptos"/>
+                <w:sz w:val="20"/>
+                <w:szCs w:val="20"/>
+              </w:rPr>
+            </w:pPr>
+            <w:r>
+              <w:rPr>
+                <w:rFonts w:ascii="Aptos" w:hAnsi="Aptos"/>
+                <w:sz w:val="20"/>
+                <w:szCs w:val="20"/>
+              </w:rPr>
+              <w:t xml:space="preserve">   &gt; block timestamp:     1769614863</w:t>
+            </w:r>
+          </w:p>
+          <w:p>
+            <w:pPr>
+              <w:widowControl/>
+              <w:autoSpaceDE/>
+              <w:autoSpaceDN/>
+              <w:spacing w:after="160" w:line="259" w:lineRule="auto"/>
+              <w:contextualSpacing/>
+              <w:jc w:val="both"/>
+              <w:rPr>
+                <w:rFonts w:ascii="Aptos" w:hAnsi="Aptos"/>
+                <w:sz w:val="20"/>
+                <w:szCs w:val="20"/>
+              </w:rPr>
+            </w:pPr>
+            <w:r>
+              <w:rPr>
+                <w:rFonts w:ascii="Aptos" w:hAnsi="Aptos"/>
+                <w:sz w:val="20"/>
+                <w:szCs w:val="20"/>
+              </w:rPr>
+              <w:t xml:space="preserve">   &gt; account:             0x46EB73Cb66991C07622b3aB77a6E9A93139EE661</w:t>
+            </w:r>
+          </w:p>
+          <w:p>
+            <w:pPr>
+              <w:widowControl/>
+              <w:autoSpaceDE/>
+              <w:autoSpaceDN/>
+              <w:spacing w:after="160" w:line="259" w:lineRule="auto"/>
+              <w:contextualSpacing/>
+              <w:jc w:val="both"/>
+              <w:rPr>
+                <w:rFonts w:ascii="Aptos" w:hAnsi="Aptos"/>
+                <w:sz w:val="20"/>
+                <w:szCs w:val="20"/>
+              </w:rPr>
+            </w:pPr>
+            <w:r>
+              <w:rPr>
+                <w:rFonts w:ascii="Aptos" w:hAnsi="Aptos"/>
+                <w:sz w:val="20"/>
+                <w:szCs w:val="20"/>
+              </w:rPr>
+              <w:t xml:space="preserve">   &gt; balance:             99.938524992648053037</w:t>
+            </w:r>
+          </w:p>
+          <w:p>
+            <w:pPr>
+              <w:widowControl/>
+              <w:autoSpaceDE/>
+              <w:autoSpaceDN/>
+              <w:spacing w:after="160" w:line="259" w:lineRule="auto"/>
+              <w:contextualSpacing/>
+              <w:jc w:val="both"/>
+              <w:rPr>
+                <w:rFonts w:ascii="Aptos" w:hAnsi="Aptos"/>
+                <w:sz w:val="20"/>
+                <w:szCs w:val="20"/>
+              </w:rPr>
+            </w:pPr>
+            <w:r>
+              <w:rPr>
+                <w:rFonts w:ascii="Aptos" w:hAnsi="Aptos"/>
+                <w:sz w:val="20"/>
+                <w:szCs w:val="20"/>
+              </w:rPr>
+              <w:t xml:space="preserve">   &gt; gas used:            842219 (0xcd9eb)</w:t>
+            </w:r>
+          </w:p>
+          <w:p>
+            <w:pPr>
+              <w:widowControl/>
+              <w:autoSpaceDE/>
+              <w:autoSpaceDN/>
+              <w:spacing w:after="160" w:line="259" w:lineRule="auto"/>
+              <w:contextualSpacing/>
+              <w:jc w:val="both"/>
+              <w:rPr>
+                <w:rFonts w:ascii="Aptos" w:hAnsi="Aptos"/>
+                <w:sz w:val="20"/>
+                <w:szCs w:val="20"/>
+              </w:rPr>
+            </w:pPr>
+            <w:r>
+              <w:rPr>
+                <w:rFonts w:ascii="Aptos" w:hAnsi="Aptos"/>
+                <w:sz w:val="20"/>
+                <w:szCs w:val="20"/>
+              </w:rPr>
+              <w:t xml:space="preserve">   &gt; gas price:           2.500010487 gwei</w:t>
+            </w:r>
+          </w:p>
+          <w:p>
+            <w:pPr>
+              <w:widowControl/>
+              <w:autoSpaceDE/>
+              <w:autoSpaceDN/>
+              <w:spacing w:after="160" w:line="259" w:lineRule="auto"/>
+              <w:contextualSpacing/>
+              <w:jc w:val="both"/>
+              <w:rPr>
+                <w:rFonts w:ascii="Aptos" w:hAnsi="Aptos"/>
+                <w:sz w:val="20"/>
+                <w:szCs w:val="20"/>
+              </w:rPr>
+            </w:pPr>
+            <w:r>
+              <w:rPr>
+                <w:rFonts w:ascii="Aptos" w:hAnsi="Aptos"/>
+                <w:sz w:val="20"/>
+                <w:szCs w:val="20"/>
+              </w:rPr>
+              <w:t xml:space="preserve">   &gt; value sent:          0 ETH</w:t>
+            </w:r>
+          </w:p>
+          <w:p>
+            <w:pPr>
+              <w:widowControl/>
+              <w:autoSpaceDE/>
+              <w:autoSpaceDN/>
+              <w:spacing w:after="160" w:line="259" w:lineRule="auto"/>
+              <w:contextualSpacing/>
+              <w:jc w:val="both"/>
+              <w:rPr>
+                <w:rFonts w:ascii="Aptos" w:hAnsi="Aptos"/>
+                <w:sz w:val="20"/>
+                <w:szCs w:val="20"/>
+              </w:rPr>
+            </w:pPr>
+            <w:r>
+              <w:rPr>
+                <w:rFonts w:ascii="Aptos" w:hAnsi="Aptos"/>
+                <w:sz w:val="20"/>
+                <w:szCs w:val="20"/>
+              </w:rPr>
+              <w:t xml:space="preserve">   &gt; total cost:          0.002105556332350653 ETH</w:t>
+            </w:r>
+          </w:p>
+          <w:p>
+            <w:pPr>
+              <w:widowControl/>
+              <w:autoSpaceDE/>
+              <w:autoSpaceDN/>
+              <w:spacing w:after="160" w:line="259" w:lineRule="auto"/>
+              <w:contextualSpacing/>
+              <w:jc w:val="both"/>
+              <w:rPr>
+                <w:rFonts w:ascii="Aptos" w:hAnsi="Aptos"/>
+                <w:sz w:val="20"/>
+                <w:szCs w:val="20"/>
+              </w:rPr>
+            </w:pPr>
+          </w:p>
+          <w:p>
+            <w:pPr>
+              <w:widowControl/>
+              <w:autoSpaceDE/>
+              <w:autoSpaceDN/>
+              <w:spacing w:after="160" w:line="259" w:lineRule="auto"/>
+              <w:contextualSpacing/>
+              <w:jc w:val="both"/>
+              <w:rPr>
+                <w:rFonts w:ascii="Aptos" w:hAnsi="Aptos"/>
+                <w:sz w:val="20"/>
+                <w:szCs w:val="20"/>
+              </w:rPr>
+            </w:pPr>
+          </w:p>
+          <w:p>
+            <w:pPr>
+              <w:widowControl/>
+              <w:autoSpaceDE/>
+              <w:autoSpaceDN/>
+              <w:spacing w:after="160" w:line="259" w:lineRule="auto"/>
+              <w:contextualSpacing/>
+              <w:jc w:val="both"/>
+              <w:rPr>
+                <w:rFonts w:ascii="Aptos" w:hAnsi="Aptos"/>
+                <w:sz w:val="20"/>
+                <w:szCs w:val="20"/>
+              </w:rPr>
+            </w:pPr>
+            <w:r>
+              <w:rPr>
+                <w:rFonts w:ascii="Aptos" w:hAnsi="Aptos"/>
+                <w:sz w:val="20"/>
+                <w:szCs w:val="20"/>
+              </w:rPr>
+              <w:t xml:space="preserve">   Replacing 'ReviewContract'</w:t>
+            </w:r>
+          </w:p>
+          <w:p>
+            <w:pPr>
+              <w:widowControl/>
+              <w:autoSpaceDE/>
+              <w:autoSpaceDN/>
+              <w:spacing w:after="160" w:line="259" w:lineRule="auto"/>
+              <w:contextualSpacing/>
+              <w:jc w:val="both"/>
+              <w:rPr>
+                <w:rFonts w:ascii="Aptos" w:hAnsi="Aptos"/>
+                <w:sz w:val="20"/>
+                <w:szCs w:val="20"/>
+              </w:rPr>
+            </w:pPr>
+            <w:r>
+              <w:rPr>
+                <w:rFonts w:ascii="Aptos" w:hAnsi="Aptos"/>
+                <w:sz w:val="20"/>
+                <w:szCs w:val="20"/>
+              </w:rPr>
+              <w:t xml:space="preserve">   --------------------------</w:t>
+            </w:r>
+          </w:p>
+          <w:p>
+            <w:pPr>
+              <w:widowControl/>
+              <w:autoSpaceDE/>
+              <w:autoSpaceDN/>
+              <w:spacing w:after="160" w:line="259" w:lineRule="auto"/>
+              <w:contextualSpacing/>
+              <w:jc w:val="both"/>
+              <w:rPr>
+                <w:rFonts w:ascii="Aptos" w:hAnsi="Aptos"/>
+                <w:sz w:val="20"/>
+                <w:szCs w:val="20"/>
+              </w:rPr>
+            </w:pPr>
+            <w:r>
+              <w:rPr>
+                <w:rFonts w:ascii="Aptos" w:hAnsi="Aptos"/>
+                <w:sz w:val="20"/>
+                <w:szCs w:val="20"/>
+              </w:rPr>
+              <w:t xml:space="preserve">   &gt; transaction hash:    0x68b267bb151356181841f1c73277833e6d7f35fdea8b7dd3c9516a7e9f39e43f</w:t>
+            </w:r>
+          </w:p>
+          <w:p>
+            <w:pPr>
+              <w:widowControl/>
+              <w:autoSpaceDE/>
+              <w:autoSpaceDN/>
+              <w:spacing w:after="160" w:line="259" w:lineRule="auto"/>
+              <w:contextualSpacing/>
+              <w:jc w:val="both"/>
+              <w:rPr>
+                <w:rFonts w:ascii="Aptos" w:hAnsi="Aptos"/>
+                <w:sz w:val="20"/>
+                <w:szCs w:val="20"/>
+              </w:rPr>
+            </w:pPr>
+            <w:r>
+              <w:rPr>
+                <w:rFonts w:ascii="Aptos" w:hAnsi="Aptos"/>
+                <w:sz w:val="20"/>
+                <w:szCs w:val="20"/>
+              </w:rPr>
+              <w:t xml:space="preserve">   &gt; Blocks: 0            Seconds: 0</w:t>
+            </w:r>
+          </w:p>
+          <w:p>
+            <w:pPr>
+              <w:widowControl/>
+              <w:autoSpaceDE/>
+              <w:autoSpaceDN/>
+              <w:spacing w:after="160" w:line="259" w:lineRule="auto"/>
+              <w:contextualSpacing/>
+              <w:jc w:val="both"/>
+              <w:rPr>
+                <w:rFonts w:ascii="Aptos" w:hAnsi="Aptos"/>
+                <w:sz w:val="20"/>
+                <w:szCs w:val="20"/>
+              </w:rPr>
+            </w:pPr>
+            <w:r>
+              <w:rPr>
+                <w:rFonts w:ascii="Aptos" w:hAnsi="Aptos"/>
+                <w:sz w:val="20"/>
+                <w:szCs w:val="20"/>
+              </w:rPr>
+              <w:t xml:space="preserve">   &gt; contract address:    0xd515B5bBb108B85570fef9D391164e7D33308015</w:t>
+            </w:r>
+          </w:p>
+          <w:p>
+            <w:pPr>
+              <w:widowControl/>
+              <w:autoSpaceDE/>
+              <w:autoSpaceDN/>
+              <w:spacing w:after="160" w:line="259" w:lineRule="auto"/>
+              <w:contextualSpacing/>
+              <w:jc w:val="both"/>
+              <w:rPr>
+                <w:rFonts w:ascii="Aptos" w:hAnsi="Aptos"/>
+                <w:sz w:val="20"/>
+                <w:szCs w:val="20"/>
+              </w:rPr>
+            </w:pPr>
+            <w:r>
+              <w:rPr>
+                <w:rFonts w:ascii="Aptos" w:hAnsi="Aptos"/>
+                <w:sz w:val="20"/>
+                <w:szCs w:val="20"/>
+              </w:rPr>
+              <w:t xml:space="preserve">   &gt; block number:        115</w:t>
+            </w:r>
+          </w:p>
+          <w:p>
+            <w:pPr>
+              <w:widowControl/>
+              <w:autoSpaceDE/>
+              <w:autoSpaceDN/>
+              <w:spacing w:after="160" w:line="259" w:lineRule="auto"/>
+              <w:contextualSpacing/>
+              <w:jc w:val="both"/>
+              <w:rPr>
+                <w:rFonts w:ascii="Aptos" w:hAnsi="Aptos"/>
+                <w:sz w:val="20"/>
+                <w:szCs w:val="20"/>
+              </w:rPr>
+            </w:pPr>
+            <w:r>
+              <w:rPr>
+                <w:rFonts w:ascii="Aptos" w:hAnsi="Aptos"/>
+                <w:sz w:val="20"/>
+                <w:szCs w:val="20"/>
+              </w:rPr>
+              <w:t xml:space="preserve">   &gt; block timestamp:     1769614863</w:t>
+            </w:r>
+          </w:p>
+          <w:p>
+            <w:pPr>
+              <w:widowControl/>
+              <w:autoSpaceDE/>
+              <w:autoSpaceDN/>
+              <w:spacing w:after="160" w:line="259" w:lineRule="auto"/>
+              <w:contextualSpacing/>
+              <w:jc w:val="both"/>
+              <w:rPr>
+                <w:rFonts w:ascii="Aptos" w:hAnsi="Aptos"/>
+                <w:sz w:val="20"/>
+                <w:szCs w:val="20"/>
+              </w:rPr>
+            </w:pPr>
+            <w:r>
+              <w:rPr>
+                <w:rFonts w:ascii="Aptos" w:hAnsi="Aptos"/>
+                <w:sz w:val="20"/>
+                <w:szCs w:val="20"/>
+              </w:rPr>
+              <w:t xml:space="preserve">   &gt; account:             0x46EB73Cb66991C07622b3aB77a6E9A93139EE661</w:t>
+            </w:r>
+          </w:p>
+          <w:p>
+            <w:pPr>
+              <w:widowControl/>
+              <w:autoSpaceDE/>
+              <w:autoSpaceDN/>
+              <w:spacing w:after="160" w:line="259" w:lineRule="auto"/>
+              <w:contextualSpacing/>
+              <w:jc w:val="both"/>
+              <w:rPr>
+                <w:rFonts w:ascii="Aptos" w:hAnsi="Aptos"/>
+                <w:sz w:val="20"/>
+                <w:szCs w:val="20"/>
+              </w:rPr>
+            </w:pPr>
+            <w:r>
+              <w:rPr>
+                <w:rFonts w:ascii="Aptos" w:hAnsi="Aptos"/>
+                <w:sz w:val="20"/>
+                <w:szCs w:val="20"/>
+              </w:rPr>
+              <w:t xml:space="preserve">   &gt; balance:             99.935888470124032512</w:t>
+            </w:r>
+          </w:p>
+          <w:p>
+            <w:pPr>
+              <w:widowControl/>
+              <w:autoSpaceDE/>
+              <w:autoSpaceDN/>
+              <w:spacing w:after="160" w:line="259" w:lineRule="auto"/>
+              <w:contextualSpacing/>
+              <w:jc w:val="both"/>
+              <w:rPr>
+                <w:rFonts w:ascii="Aptos" w:hAnsi="Aptos"/>
+                <w:sz w:val="20"/>
+                <w:szCs w:val="20"/>
+              </w:rPr>
+            </w:pPr>
+            <w:r>
+              <w:rPr>
+                <w:rFonts w:ascii="Aptos" w:hAnsi="Aptos"/>
+                <w:sz w:val="20"/>
+                <w:szCs w:val="20"/>
+              </w:rPr>
+              <w:t xml:space="preserve">   &gt; gas used:            1054605 (0x10178d)</w:t>
+            </w:r>
+          </w:p>
+          <w:p>
+            <w:pPr>
+              <w:widowControl/>
+              <w:autoSpaceDE/>
+              <w:autoSpaceDN/>
+              <w:spacing w:after="160" w:line="259" w:lineRule="auto"/>
+              <w:contextualSpacing/>
+              <w:jc w:val="both"/>
+              <w:rPr>
+                <w:rFonts w:ascii="Aptos" w:hAnsi="Aptos"/>
+                <w:sz w:val="20"/>
+                <w:szCs w:val="20"/>
+              </w:rPr>
+            </w:pPr>
+            <w:r>
+              <w:rPr>
+                <w:rFonts w:ascii="Aptos" w:hAnsi="Aptos"/>
+                <w:sz w:val="20"/>
+                <w:szCs w:val="20"/>
+              </w:rPr>
+              <w:t xml:space="preserve">   &gt; gas price:           2.500009505 gwei</w:t>
+            </w:r>
+          </w:p>
+          <w:p>
+            <w:pPr>
+              <w:widowControl/>
+              <w:autoSpaceDE/>
+              <w:autoSpaceDN/>
+              <w:spacing w:after="160" w:line="259" w:lineRule="auto"/>
+              <w:contextualSpacing/>
+              <w:jc w:val="both"/>
+              <w:rPr>
+                <w:rFonts w:ascii="Aptos" w:hAnsi="Aptos"/>
+                <w:sz w:val="20"/>
+                <w:szCs w:val="20"/>
+              </w:rPr>
+            </w:pPr>
+            <w:r>
+              <w:rPr>
+                <w:rFonts w:ascii="Aptos" w:hAnsi="Aptos"/>
+                <w:sz w:val="20"/>
+                <w:szCs w:val="20"/>
+              </w:rPr>
+              <w:t xml:space="preserve">   &gt; value sent:          0 ETH</w:t>
+            </w:r>
+          </w:p>
+          <w:p>
+            <w:pPr>
+              <w:widowControl/>
+              <w:autoSpaceDE/>
+              <w:autoSpaceDN/>
+              <w:spacing w:after="160" w:line="259" w:lineRule="auto"/>
+              <w:contextualSpacing/>
+              <w:jc w:val="both"/>
+              <w:rPr>
+                <w:rFonts w:ascii="Aptos" w:hAnsi="Aptos"/>
+                <w:sz w:val="20"/>
+                <w:szCs w:val="20"/>
+              </w:rPr>
+            </w:pPr>
+            <w:r>
+              <w:rPr>
+                <w:rFonts w:ascii="Aptos" w:hAnsi="Aptos"/>
+                <w:sz w:val="20"/>
+                <w:szCs w:val="20"/>
+              </w:rPr>
+              <w:t xml:space="preserve">   &gt; total cost:          0.002636522524020525 ETH</w:t>
+            </w:r>
+          </w:p>
+          <w:p>
+            <w:pPr>
+              <w:widowControl/>
+              <w:autoSpaceDE/>
+              <w:autoSpaceDN/>
+              <w:spacing w:after="160" w:line="259" w:lineRule="auto"/>
+              <w:contextualSpacing/>
+              <w:jc w:val="both"/>
+              <w:rPr>
+                <w:rFonts w:ascii="Aptos" w:hAnsi="Aptos"/>
+                <w:sz w:val="20"/>
+                <w:szCs w:val="20"/>
+              </w:rPr>
+            </w:pPr>
+          </w:p>
+          <w:p>
+            <w:pPr>
+              <w:widowControl/>
+              <w:autoSpaceDE/>
+              <w:autoSpaceDN/>
+              <w:spacing w:after="160" w:line="259" w:lineRule="auto"/>
+              <w:contextualSpacing/>
+              <w:jc w:val="both"/>
+              <w:rPr>
+                <w:rFonts w:ascii="Aptos" w:hAnsi="Aptos"/>
+                <w:sz w:val="20"/>
+                <w:szCs w:val="20"/>
+              </w:rPr>
+            </w:pPr>
+          </w:p>
+          <w:p>
+            <w:pPr>
+              <w:widowControl/>
+              <w:autoSpaceDE/>
+              <w:autoSpaceDN/>
+              <w:spacing w:after="160" w:line="259" w:lineRule="auto"/>
+              <w:contextualSpacing/>
+              <w:jc w:val="both"/>
+              <w:rPr>
+                <w:rFonts w:ascii="Aptos" w:hAnsi="Aptos"/>
+                <w:sz w:val="20"/>
+                <w:szCs w:val="20"/>
+              </w:rPr>
+            </w:pPr>
+            <w:r>
+              <w:rPr>
+                <w:rFonts w:ascii="Aptos" w:hAnsi="Aptos"/>
+                <w:sz w:val="20"/>
+                <w:szCs w:val="20"/>
+              </w:rPr>
+              <w:t xml:space="preserve">   Replacing 'DocumentNotaryContract'</w:t>
+            </w:r>
+          </w:p>
+          <w:p>
+            <w:pPr>
+              <w:widowControl/>
+              <w:autoSpaceDE/>
+              <w:autoSpaceDN/>
+              <w:spacing w:after="160" w:line="259" w:lineRule="auto"/>
+              <w:contextualSpacing/>
+              <w:jc w:val="both"/>
+              <w:rPr>
+                <w:rFonts w:ascii="Aptos" w:hAnsi="Aptos"/>
+                <w:sz w:val="20"/>
+                <w:szCs w:val="20"/>
+              </w:rPr>
+            </w:pPr>
+            <w:r>
+              <w:rPr>
+                <w:rFonts w:ascii="Aptos" w:hAnsi="Aptos"/>
+                <w:sz w:val="20"/>
+                <w:szCs w:val="20"/>
+              </w:rPr>
+              <w:t xml:space="preserve">   ----------------------------------</w:t>
+            </w:r>
+          </w:p>
+          <w:p>
+            <w:pPr>
+              <w:widowControl/>
+              <w:autoSpaceDE/>
+              <w:autoSpaceDN/>
+              <w:spacing w:after="160" w:line="259" w:lineRule="auto"/>
+              <w:contextualSpacing/>
+              <w:jc w:val="both"/>
+              <w:rPr>
+                <w:rFonts w:ascii="Aptos" w:hAnsi="Aptos"/>
+                <w:sz w:val="20"/>
+                <w:szCs w:val="20"/>
+              </w:rPr>
+            </w:pPr>
+            <w:r>
+              <w:rPr>
+                <w:rFonts w:ascii="Aptos" w:hAnsi="Aptos"/>
+                <w:sz w:val="20"/>
+                <w:szCs w:val="20"/>
+              </w:rPr>
+              <w:t xml:space="preserve">   &gt; transaction hash:    0x86b05d2a5ab86828ecdffb8cfff21e938a0ee2bc2ff6bf824a42a675e0bfc883</w:t>
+            </w:r>
+          </w:p>
+          <w:p>
+            <w:pPr>
+              <w:widowControl/>
+              <w:autoSpaceDE/>
+              <w:autoSpaceDN/>
+              <w:spacing w:after="160" w:line="259" w:lineRule="auto"/>
+              <w:contextualSpacing/>
+              <w:jc w:val="both"/>
+              <w:rPr>
+                <w:rFonts w:ascii="Aptos" w:hAnsi="Aptos"/>
+                <w:sz w:val="20"/>
+                <w:szCs w:val="20"/>
+              </w:rPr>
+            </w:pPr>
+            <w:r>
+              <w:rPr>
+                <w:rFonts w:ascii="Aptos" w:hAnsi="Aptos"/>
+                <w:sz w:val="20"/>
+                <w:szCs w:val="20"/>
+              </w:rPr>
+              <w:t xml:space="preserve">   &gt; Blocks: 0            Seconds: 0</w:t>
+            </w:r>
+          </w:p>
+          <w:p>
+            <w:pPr>
+              <w:widowControl/>
+              <w:autoSpaceDE/>
+              <w:autoSpaceDN/>
+              <w:spacing w:after="160" w:line="259" w:lineRule="auto"/>
+              <w:contextualSpacing/>
+              <w:jc w:val="both"/>
+              <w:rPr>
+                <w:rFonts w:ascii="Aptos" w:hAnsi="Aptos"/>
+                <w:sz w:val="20"/>
+                <w:szCs w:val="20"/>
+              </w:rPr>
+            </w:pPr>
+            <w:r>
+              <w:rPr>
+                <w:rFonts w:ascii="Aptos" w:hAnsi="Aptos"/>
+                <w:sz w:val="20"/>
+                <w:szCs w:val="20"/>
+              </w:rPr>
+              <w:t xml:space="preserve">   &gt; contract address:    0x122847d8c85b05B77Abbe5E2753637D44fDD2bE5</w:t>
+            </w:r>
+          </w:p>
+          <w:p>
+            <w:pPr>
+              <w:widowControl/>
+              <w:autoSpaceDE/>
+              <w:autoSpaceDN/>
+              <w:spacing w:after="160" w:line="259" w:lineRule="auto"/>
+              <w:contextualSpacing/>
+              <w:jc w:val="both"/>
+              <w:rPr>
+                <w:rFonts w:ascii="Aptos" w:hAnsi="Aptos"/>
+                <w:sz w:val="20"/>
+                <w:szCs w:val="20"/>
+              </w:rPr>
+            </w:pPr>
+            <w:r>
+              <w:rPr>
+                <w:rFonts w:ascii="Aptos" w:hAnsi="Aptos"/>
+                <w:sz w:val="20"/>
+                <w:szCs w:val="20"/>
+              </w:rPr>
+              <w:t xml:space="preserve">   &gt; block number:        116</w:t>
+            </w:r>
+          </w:p>
+          <w:p>
+            <w:pPr>
+              <w:widowControl/>
+              <w:autoSpaceDE/>
+              <w:autoSpaceDN/>
+              <w:spacing w:after="160" w:line="259" w:lineRule="auto"/>
+              <w:contextualSpacing/>
+              <w:jc w:val="both"/>
+              <w:rPr>
+                <w:rFonts w:ascii="Aptos" w:hAnsi="Aptos"/>
+                <w:sz w:val="20"/>
+                <w:szCs w:val="20"/>
+              </w:rPr>
+            </w:pPr>
+            <w:r>
+              <w:rPr>
+                <w:rFonts w:ascii="Aptos" w:hAnsi="Aptos"/>
+                <w:sz w:val="20"/>
+                <w:szCs w:val="20"/>
+              </w:rPr>
+              <w:t xml:space="preserve">   &gt; block timestamp:     1769614863</w:t>
+            </w:r>
+          </w:p>
+          <w:p>
+            <w:pPr>
+              <w:widowControl/>
+              <w:autoSpaceDE/>
+              <w:autoSpaceDN/>
+              <w:spacing w:after="160" w:line="259" w:lineRule="auto"/>
+              <w:contextualSpacing/>
+              <w:jc w:val="both"/>
+              <w:rPr>
+                <w:rFonts w:ascii="Aptos" w:hAnsi="Aptos"/>
+                <w:sz w:val="20"/>
+                <w:szCs w:val="20"/>
+              </w:rPr>
+            </w:pPr>
+            <w:r>
+              <w:rPr>
+                <w:rFonts w:ascii="Aptos" w:hAnsi="Aptos"/>
+                <w:sz w:val="20"/>
+                <w:szCs w:val="20"/>
+              </w:rPr>
+              <w:t xml:space="preserve">   &gt; account:             0x46EB73Cb66991C07622b3aB77a6E9A93139EE661</w:t>
+            </w:r>
+          </w:p>
+          <w:p>
+            <w:pPr>
+              <w:widowControl/>
+              <w:autoSpaceDE/>
+              <w:autoSpaceDN/>
+              <w:spacing w:after="160" w:line="259" w:lineRule="auto"/>
+              <w:contextualSpacing/>
+              <w:jc w:val="both"/>
+              <w:rPr>
+                <w:rFonts w:ascii="Aptos" w:hAnsi="Aptos"/>
+                <w:sz w:val="20"/>
+                <w:szCs w:val="20"/>
+              </w:rPr>
+            </w:pPr>
+            <w:r>
+              <w:rPr>
+                <w:rFonts w:ascii="Aptos" w:hAnsi="Aptos"/>
+                <w:sz w:val="20"/>
+                <w:szCs w:val="20"/>
+              </w:rPr>
+              <w:t xml:space="preserve">   &gt; balance:             99.934501290302212212</w:t>
+            </w:r>
+          </w:p>
+          <w:p>
+            <w:pPr>
+              <w:widowControl/>
+              <w:autoSpaceDE/>
+              <w:autoSpaceDN/>
+              <w:spacing w:after="160" w:line="259" w:lineRule="auto"/>
+              <w:contextualSpacing/>
+              <w:jc w:val="both"/>
+              <w:rPr>
+                <w:rFonts w:ascii="Aptos" w:hAnsi="Aptos"/>
+                <w:sz w:val="20"/>
+                <w:szCs w:val="20"/>
+              </w:rPr>
+            </w:pPr>
+            <w:r>
+              <w:rPr>
+                <w:rFonts w:ascii="Aptos" w:hAnsi="Aptos"/>
+                <w:sz w:val="20"/>
+                <w:szCs w:val="20"/>
+              </w:rPr>
+              <w:t xml:space="preserve">   &gt; gas used:            554870 (0x87776)</w:t>
+            </w:r>
+          </w:p>
+          <w:p>
+            <w:pPr>
+              <w:widowControl/>
+              <w:autoSpaceDE/>
+              <w:autoSpaceDN/>
+              <w:spacing w:after="160" w:line="259" w:lineRule="auto"/>
+              <w:contextualSpacing/>
+              <w:jc w:val="both"/>
+              <w:rPr>
+                <w:rFonts w:ascii="Aptos" w:hAnsi="Aptos"/>
+                <w:sz w:val="20"/>
+                <w:szCs w:val="20"/>
+              </w:rPr>
+            </w:pPr>
+            <w:r>
+              <w:rPr>
+                <w:rFonts w:ascii="Aptos" w:hAnsi="Aptos"/>
+                <w:sz w:val="20"/>
+                <w:szCs w:val="20"/>
+              </w:rPr>
+              <w:t xml:space="preserve">   &gt; gas price:           2.50000869 gwei</w:t>
+            </w:r>
+          </w:p>
+          <w:p>
+            <w:pPr>
+              <w:widowControl/>
+              <w:autoSpaceDE/>
+              <w:autoSpaceDN/>
+              <w:spacing w:after="160" w:line="259" w:lineRule="auto"/>
+              <w:contextualSpacing/>
+              <w:jc w:val="both"/>
+              <w:rPr>
+                <w:rFonts w:ascii="Aptos" w:hAnsi="Aptos"/>
+                <w:sz w:val="20"/>
+                <w:szCs w:val="20"/>
+              </w:rPr>
+            </w:pPr>
+            <w:r>
+              <w:rPr>
+                <w:rFonts w:ascii="Aptos" w:hAnsi="Aptos"/>
+                <w:sz w:val="20"/>
+                <w:szCs w:val="20"/>
+              </w:rPr>
+              <w:t xml:space="preserve">   &gt; value sent:          0 ETH</w:t>
+            </w:r>
+          </w:p>
+          <w:p>
+            <w:pPr>
+              <w:widowControl/>
+              <w:autoSpaceDE/>
+              <w:autoSpaceDN/>
+              <w:spacing w:after="160" w:line="259" w:lineRule="auto"/>
+              <w:contextualSpacing/>
+              <w:jc w:val="both"/>
+              <w:rPr>
+                <w:rFonts w:ascii="Aptos" w:hAnsi="Aptos"/>
+                <w:sz w:val="20"/>
+                <w:szCs w:val="20"/>
+              </w:rPr>
+            </w:pPr>
+            <w:r>
+              <w:rPr>
+                <w:rFonts w:ascii="Aptos" w:hAnsi="Aptos"/>
+                <w:sz w:val="20"/>
+                <w:szCs w:val="20"/>
+              </w:rPr>
+              <w:t xml:space="preserve">   &gt; total cost:          0.0013871798218203 ETH</w:t>
+            </w:r>
+          </w:p>
+          <w:p>
+            <w:pPr>
+              <w:widowControl/>
+              <w:autoSpaceDE/>
+              <w:autoSpaceDN/>
+              <w:spacing w:after="160" w:line="259" w:lineRule="auto"/>
+              <w:contextualSpacing/>
+              <w:jc w:val="both"/>
+              <w:rPr>
+                <w:rFonts w:ascii="Aptos" w:hAnsi="Aptos"/>
+                <w:sz w:val="20"/>
+                <w:szCs w:val="20"/>
+              </w:rPr>
+            </w:pPr>
+          </w:p>
+          <w:p>
+            <w:pPr>
+              <w:widowControl/>
+              <w:autoSpaceDE/>
+              <w:autoSpaceDN/>
+              <w:spacing w:after="160" w:line="259" w:lineRule="auto"/>
+              <w:contextualSpacing/>
+              <w:jc w:val="both"/>
+              <w:rPr>
+                <w:rFonts w:ascii="Aptos" w:hAnsi="Aptos"/>
+                <w:sz w:val="20"/>
+                <w:szCs w:val="20"/>
+              </w:rPr>
+            </w:pPr>
+            <w:r>
+              <w:rPr>
+                <w:rFonts w:ascii="Aptos" w:hAnsi="Aptos"/>
+                <w:sz w:val="20"/>
+                <w:szCs w:val="20"/>
+              </w:rPr>
+              <w:t xml:space="preserve">   &gt; Saving migration to chain.</w:t>
+            </w:r>
+          </w:p>
+          <w:p>
+            <w:pPr>
+              <w:widowControl/>
+              <w:autoSpaceDE/>
+              <w:autoSpaceDN/>
+              <w:spacing w:after="160" w:line="259" w:lineRule="auto"/>
+              <w:contextualSpacing/>
+              <w:jc w:val="both"/>
+              <w:rPr>
+                <w:rFonts w:ascii="Aptos" w:hAnsi="Aptos"/>
+                <w:sz w:val="20"/>
+                <w:szCs w:val="20"/>
+              </w:rPr>
+            </w:pPr>
+            <w:r>
+              <w:rPr>
+                <w:rFonts w:ascii="Aptos" w:hAnsi="Aptos"/>
+                <w:sz w:val="20"/>
+                <w:szCs w:val="20"/>
+              </w:rPr>
+              <w:t xml:space="preserve">   &gt; Saving artifacts</w:t>
+            </w:r>
+          </w:p>
+          <w:p>
+            <w:pPr>
+              <w:widowControl/>
+              <w:autoSpaceDE/>
+              <w:autoSpaceDN/>
+              <w:spacing w:after="160" w:line="259" w:lineRule="auto"/>
+              <w:contextualSpacing/>
+              <w:jc w:val="both"/>
+              <w:rPr>
+                <w:rFonts w:ascii="Aptos" w:hAnsi="Aptos"/>
+                <w:sz w:val="20"/>
+                <w:szCs w:val="20"/>
+              </w:rPr>
+            </w:pPr>
+            <w:r>
+              <w:rPr>
+                <w:rFonts w:ascii="Aptos" w:hAnsi="Aptos"/>
+                <w:sz w:val="20"/>
+                <w:szCs w:val="20"/>
+              </w:rPr>
+              <w:t xml:space="preserve">   -------------------------------------</w:t>
+            </w:r>
+          </w:p>
+          <w:p>
+            <w:pPr>
+              <w:widowControl/>
+              <w:autoSpaceDE/>
+              <w:autoSpaceDN/>
+              <w:spacing w:after="160" w:line="259" w:lineRule="auto"/>
+              <w:contextualSpacing/>
+              <w:jc w:val="both"/>
+              <w:rPr>
+                <w:rFonts w:ascii="Aptos" w:hAnsi="Aptos"/>
+                <w:sz w:val="20"/>
+                <w:szCs w:val="20"/>
+              </w:rPr>
+            </w:pPr>
+            <w:r>
+              <w:rPr>
+                <w:rFonts w:ascii="Aptos" w:hAnsi="Aptos"/>
+                <w:sz w:val="20"/>
+                <w:szCs w:val="20"/>
+              </w:rPr>
+              <w:t xml:space="preserve">   &gt; Total cost:     0.010484794373312688 ETH</w:t>
+            </w:r>
+          </w:p>
+          <w:p>
+            <w:pPr>
+              <w:widowControl/>
+              <w:autoSpaceDE/>
+              <w:autoSpaceDN/>
+              <w:spacing w:after="160" w:line="259" w:lineRule="auto"/>
+              <w:contextualSpacing/>
+              <w:jc w:val="both"/>
+              <w:rPr>
+                <w:rFonts w:ascii="Aptos" w:hAnsi="Aptos"/>
+                <w:sz w:val="20"/>
+                <w:szCs w:val="20"/>
+              </w:rPr>
+            </w:pPr>
+          </w:p>
+          <w:p>
+            <w:pPr>
+              <w:widowControl/>
+              <w:autoSpaceDE/>
+              <w:autoSpaceDN/>
+              <w:spacing w:after="160" w:line="259" w:lineRule="auto"/>
+              <w:contextualSpacing/>
+              <w:jc w:val="both"/>
+              <w:rPr>
+                <w:rFonts w:ascii="Aptos" w:hAnsi="Aptos"/>
+                <w:sz w:val="20"/>
+                <w:szCs w:val="20"/>
+              </w:rPr>
+            </w:pPr>
+          </w:p>
+          <w:p>
+            <w:pPr>
+              <w:widowControl/>
+              <w:autoSpaceDE/>
+              <w:autoSpaceDN/>
+              <w:spacing w:after="160" w:line="259" w:lineRule="auto"/>
+              <w:contextualSpacing/>
+              <w:jc w:val="both"/>
+              <w:rPr>
+                <w:rFonts w:ascii="Aptos" w:hAnsi="Aptos"/>
+                <w:sz w:val="20"/>
+                <w:szCs w:val="20"/>
+              </w:rPr>
+            </w:pPr>
+            <w:r>
+              <w:rPr>
+                <w:rFonts w:ascii="Aptos" w:hAnsi="Aptos"/>
+                <w:sz w:val="20"/>
+                <w:szCs w:val="20"/>
+              </w:rPr>
+              <w:t>2_deploy_ShippingTrackerContract.js</w:t>
+            </w:r>
+          </w:p>
+          <w:p>
+            <w:pPr>
+              <w:widowControl/>
+              <w:autoSpaceDE/>
+              <w:autoSpaceDN/>
+              <w:spacing w:after="160" w:line="259" w:lineRule="auto"/>
+              <w:contextualSpacing/>
+              <w:jc w:val="both"/>
+              <w:rPr>
+                <w:rFonts w:ascii="Aptos" w:hAnsi="Aptos"/>
+                <w:sz w:val="20"/>
+                <w:szCs w:val="20"/>
+              </w:rPr>
+            </w:pPr>
+            <w:r>
+              <w:rPr>
+                <w:rFonts w:ascii="Aptos" w:hAnsi="Aptos"/>
+                <w:sz w:val="20"/>
+                <w:szCs w:val="20"/>
+              </w:rPr>
+              <w:t>===================================</w:t>
+            </w:r>
+          </w:p>
+          <w:p>
+            <w:pPr>
+              <w:widowControl/>
+              <w:autoSpaceDE/>
+              <w:autoSpaceDN/>
+              <w:spacing w:after="160" w:line="259" w:lineRule="auto"/>
+              <w:contextualSpacing/>
+              <w:jc w:val="both"/>
+              <w:rPr>
+                <w:rFonts w:ascii="Aptos" w:hAnsi="Aptos"/>
+                <w:sz w:val="20"/>
+                <w:szCs w:val="20"/>
+              </w:rPr>
+            </w:pPr>
+          </w:p>
+          <w:p>
+            <w:pPr>
+              <w:widowControl/>
+              <w:autoSpaceDE/>
+              <w:autoSpaceDN/>
+              <w:spacing w:after="160" w:line="259" w:lineRule="auto"/>
+              <w:contextualSpacing/>
+              <w:jc w:val="both"/>
+              <w:rPr>
+                <w:rFonts w:ascii="Aptos" w:hAnsi="Aptos"/>
+                <w:sz w:val="20"/>
+                <w:szCs w:val="20"/>
+              </w:rPr>
+            </w:pPr>
+            <w:r>
+              <w:rPr>
+                <w:rFonts w:ascii="Aptos" w:hAnsi="Aptos"/>
+                <w:sz w:val="20"/>
+                <w:szCs w:val="20"/>
+              </w:rPr>
+              <w:t xml:space="preserve">   Replacing 'ShippingTrackerContract'</w:t>
+            </w:r>
+          </w:p>
+          <w:p>
+            <w:pPr>
+              <w:widowControl/>
+              <w:autoSpaceDE/>
+              <w:autoSpaceDN/>
+              <w:spacing w:after="160" w:line="259" w:lineRule="auto"/>
+              <w:contextualSpacing/>
+              <w:jc w:val="both"/>
+              <w:rPr>
+                <w:rFonts w:ascii="Aptos" w:hAnsi="Aptos"/>
+                <w:sz w:val="20"/>
+                <w:szCs w:val="20"/>
+              </w:rPr>
+            </w:pPr>
+            <w:r>
+              <w:rPr>
+                <w:rFonts w:ascii="Aptos" w:hAnsi="Aptos"/>
+                <w:sz w:val="20"/>
+                <w:szCs w:val="20"/>
+              </w:rPr>
+              <w:lastRenderedPageBreak/>
+              <w:t xml:space="preserve">   -----------------------------------</w:t>
+            </w:r>
+          </w:p>
+          <w:p>
+            <w:pPr>
+              <w:widowControl/>
+              <w:autoSpaceDE/>
+              <w:autoSpaceDN/>
+              <w:spacing w:after="160" w:line="259" w:lineRule="auto"/>
+              <w:contextualSpacing/>
+              <w:jc w:val="both"/>
+              <w:rPr>
+                <w:rFonts w:ascii="Aptos" w:hAnsi="Aptos"/>
+                <w:sz w:val="20"/>
+                <w:szCs w:val="20"/>
+              </w:rPr>
+            </w:pPr>
+            <w:r>
+              <w:rPr>
+                <w:rFonts w:ascii="Aptos" w:hAnsi="Aptos"/>
+                <w:sz w:val="20"/>
+                <w:szCs w:val="20"/>
+              </w:rPr>
+              <w:t xml:space="preserve">   &gt; transaction hash:    0x57d19a8ea57edad07c723d8cbb7d054dd9ce85e4fde1843ccb64e775a9dddd0c</w:t>
+            </w:r>
+          </w:p>
+          <w:p>
+            <w:pPr>
+              <w:widowControl/>
+              <w:autoSpaceDE/>
+              <w:autoSpaceDN/>
+              <w:spacing w:after="160" w:line="259" w:lineRule="auto"/>
+              <w:contextualSpacing/>
+              <w:jc w:val="both"/>
+              <w:rPr>
+                <w:rFonts w:ascii="Aptos" w:hAnsi="Aptos"/>
+                <w:sz w:val="20"/>
+                <w:szCs w:val="20"/>
+              </w:rPr>
+            </w:pPr>
+            <w:r>
+              <w:rPr>
+                <w:rFonts w:ascii="Aptos" w:hAnsi="Aptos"/>
+                <w:sz w:val="20"/>
+                <w:szCs w:val="20"/>
+              </w:rPr>
+              <w:t xml:space="preserve">   &gt; Blocks: 0            Seconds: 0</w:t>
+            </w:r>
+          </w:p>
+          <w:p>
+            <w:pPr>
+              <w:widowControl/>
+              <w:autoSpaceDE/>
+              <w:autoSpaceDN/>
+              <w:spacing w:after="160" w:line="259" w:lineRule="auto"/>
+              <w:contextualSpacing/>
+              <w:jc w:val="both"/>
+              <w:rPr>
+                <w:rFonts w:ascii="Aptos" w:hAnsi="Aptos"/>
+                <w:sz w:val="20"/>
+                <w:szCs w:val="20"/>
+              </w:rPr>
+            </w:pPr>
+            <w:r>
+              <w:rPr>
+                <w:rFonts w:ascii="Aptos" w:hAnsi="Aptos"/>
+                <w:sz w:val="20"/>
+                <w:szCs w:val="20"/>
+              </w:rPr>
+              <w:t xml:space="preserve">   &gt; contract address:    0x8205C3d83A9680e604df7915e907Eb037e3CBea8</w:t>
+            </w:r>
+          </w:p>
+          <w:p>
+            <w:pPr>
+              <w:widowControl/>
+              <w:autoSpaceDE/>
+              <w:autoSpaceDN/>
+              <w:spacing w:after="160" w:line="259" w:lineRule="auto"/>
+              <w:contextualSpacing/>
+              <w:jc w:val="both"/>
+              <w:rPr>
+                <w:rFonts w:ascii="Aptos" w:hAnsi="Aptos"/>
+                <w:sz w:val="20"/>
+                <w:szCs w:val="20"/>
+              </w:rPr>
+            </w:pPr>
+            <w:r>
+              <w:rPr>
+                <w:rFonts w:ascii="Aptos" w:hAnsi="Aptos"/>
+                <w:sz w:val="20"/>
+                <w:szCs w:val="20"/>
+              </w:rPr>
+              <w:t xml:space="preserve">   &gt; block number:        118</w:t>
+            </w:r>
+          </w:p>
+          <w:p>
+            <w:pPr>
+              <w:widowControl/>
+              <w:autoSpaceDE/>
+              <w:autoSpaceDN/>
+              <w:spacing w:after="160" w:line="259" w:lineRule="auto"/>
+              <w:contextualSpacing/>
+              <w:jc w:val="both"/>
+              <w:rPr>
+                <w:rFonts w:ascii="Aptos" w:hAnsi="Aptos"/>
+                <w:sz w:val="20"/>
+                <w:szCs w:val="20"/>
+              </w:rPr>
+            </w:pPr>
+            <w:r>
+              <w:rPr>
+                <w:rFonts w:ascii="Aptos" w:hAnsi="Aptos"/>
+                <w:sz w:val="20"/>
+                <w:szCs w:val="20"/>
+              </w:rPr>
+              <w:t xml:space="preserve">   &gt; block timestamp:     1769614864</w:t>
+            </w:r>
+          </w:p>
+          <w:p>
+            <w:pPr>
+              <w:widowControl/>
+              <w:autoSpaceDE/>
+              <w:autoSpaceDN/>
+              <w:spacing w:after="160" w:line="259" w:lineRule="auto"/>
+              <w:contextualSpacing/>
+              <w:jc w:val="both"/>
+              <w:rPr>
+                <w:rFonts w:ascii="Aptos" w:hAnsi="Aptos"/>
+                <w:sz w:val="20"/>
+                <w:szCs w:val="20"/>
+              </w:rPr>
+            </w:pPr>
+            <w:r>
+              <w:rPr>
+                <w:rFonts w:ascii="Aptos" w:hAnsi="Aptos"/>
+                <w:sz w:val="20"/>
+                <w:szCs w:val="20"/>
+              </w:rPr>
+              <w:t xml:space="preserve">   &gt; account:             0x46EB73Cb66991C07622b3aB77a6E9A93139EE661</w:t>
+            </w:r>
+          </w:p>
+          <w:p>
+            <w:pPr>
+              <w:widowControl/>
+              <w:autoSpaceDE/>
+              <w:autoSpaceDN/>
+              <w:spacing w:after="160" w:line="259" w:lineRule="auto"/>
+              <w:contextualSpacing/>
+              <w:jc w:val="both"/>
+              <w:rPr>
+                <w:rFonts w:ascii="Aptos" w:hAnsi="Aptos"/>
+                <w:sz w:val="20"/>
+                <w:szCs w:val="20"/>
+              </w:rPr>
+            </w:pPr>
+            <w:r>
+              <w:rPr>
+                <w:rFonts w:ascii="Aptos" w:hAnsi="Aptos"/>
+                <w:sz w:val="20"/>
+                <w:szCs w:val="20"/>
+              </w:rPr>
+              <w:t xml:space="preserve">   &gt; balance:             99.92784454961516742</w:t>
+            </w:r>
+          </w:p>
+          <w:p>
+            <w:pPr>
+              <w:widowControl/>
+              <w:autoSpaceDE/>
+              <w:autoSpaceDN/>
+              <w:spacing w:after="160" w:line="259" w:lineRule="auto"/>
+              <w:contextualSpacing/>
+              <w:jc w:val="both"/>
+              <w:rPr>
+                <w:rFonts w:ascii="Aptos" w:hAnsi="Aptos"/>
+                <w:sz w:val="20"/>
+                <w:szCs w:val="20"/>
+              </w:rPr>
+            </w:pPr>
+            <w:r>
+              <w:rPr>
+                <w:rFonts w:ascii="Aptos" w:hAnsi="Aptos"/>
+                <w:sz w:val="20"/>
+                <w:szCs w:val="20"/>
+              </w:rPr>
+              <w:t xml:space="preserve">   &gt; gas used:            2634156 (0x2831ac)</w:t>
+            </w:r>
+          </w:p>
+          <w:p>
+            <w:pPr>
+              <w:widowControl/>
+              <w:autoSpaceDE/>
+              <w:autoSpaceDN/>
+              <w:spacing w:after="160" w:line="259" w:lineRule="auto"/>
+              <w:contextualSpacing/>
+              <w:jc w:val="both"/>
+              <w:rPr>
+                <w:rFonts w:ascii="Aptos" w:hAnsi="Aptos"/>
+                <w:sz w:val="20"/>
+                <w:szCs w:val="20"/>
+              </w:rPr>
+            </w:pPr>
+            <w:r>
+              <w:rPr>
+                <w:rFonts w:ascii="Aptos" w:hAnsi="Aptos"/>
+                <w:sz w:val="20"/>
+                <w:szCs w:val="20"/>
+              </w:rPr>
+              <w:t xml:space="preserve">   &gt; gas price:           2.50000682 gwei</w:t>
+            </w:r>
+          </w:p>
+          <w:p>
+            <w:pPr>
+              <w:widowControl/>
+              <w:autoSpaceDE/>
+              <w:autoSpaceDN/>
+              <w:spacing w:after="160" w:line="259" w:lineRule="auto"/>
+              <w:contextualSpacing/>
+              <w:jc w:val="both"/>
+              <w:rPr>
+                <w:rFonts w:ascii="Aptos" w:hAnsi="Aptos"/>
+                <w:sz w:val="20"/>
+                <w:szCs w:val="20"/>
+              </w:rPr>
+            </w:pPr>
+            <w:r>
+              <w:rPr>
+                <w:rFonts w:ascii="Aptos" w:hAnsi="Aptos"/>
+                <w:sz w:val="20"/>
+                <w:szCs w:val="20"/>
+              </w:rPr>
+              <w:t xml:space="preserve">   &gt; value sent:          0 ETH</w:t>
+            </w:r>
+          </w:p>
+          <w:p>
+            <w:pPr>
+              <w:widowControl/>
+              <w:autoSpaceDE/>
+              <w:autoSpaceDN/>
+              <w:spacing w:after="160" w:line="259" w:lineRule="auto"/>
+              <w:contextualSpacing/>
+              <w:jc w:val="both"/>
+              <w:rPr>
+                <w:rFonts w:ascii="Aptos" w:hAnsi="Aptos"/>
+                <w:sz w:val="20"/>
+                <w:szCs w:val="20"/>
+              </w:rPr>
+            </w:pPr>
+            <w:r>
+              <w:rPr>
+                <w:rFonts w:ascii="Aptos" w:hAnsi="Aptos"/>
+                <w:sz w:val="20"/>
+                <w:szCs w:val="20"/>
+              </w:rPr>
+              <w:t xml:space="preserve">   &gt; total cost:          0.00658540796494392 ETH</w:t>
+            </w:r>
+          </w:p>
+          <w:p>
+            <w:pPr>
+              <w:widowControl/>
+              <w:autoSpaceDE/>
+              <w:autoSpaceDN/>
+              <w:spacing w:after="160" w:line="259" w:lineRule="auto"/>
+              <w:contextualSpacing/>
+              <w:jc w:val="both"/>
+              <w:rPr>
+                <w:rFonts w:ascii="Aptos" w:hAnsi="Aptos"/>
+                <w:sz w:val="20"/>
+                <w:szCs w:val="20"/>
+              </w:rPr>
+            </w:pPr>
+          </w:p>
+          <w:p>
+            <w:pPr>
+              <w:widowControl/>
+              <w:autoSpaceDE/>
+              <w:autoSpaceDN/>
+              <w:spacing w:after="160" w:line="259" w:lineRule="auto"/>
+              <w:contextualSpacing/>
+              <w:jc w:val="both"/>
+              <w:rPr>
+                <w:rFonts w:ascii="Aptos" w:hAnsi="Aptos"/>
+                <w:sz w:val="20"/>
+                <w:szCs w:val="20"/>
+              </w:rPr>
+            </w:pPr>
+            <w:r>
+              <w:rPr>
+                <w:rFonts w:ascii="Aptos" w:hAnsi="Aptos"/>
+                <w:sz w:val="20"/>
+                <w:szCs w:val="20"/>
+              </w:rPr>
+              <w:t xml:space="preserve">   &gt; Saving migration to chain.                                                                                                     </w:t>
+            </w:r>
+          </w:p>
+          <w:p>
+            <w:pPr>
+              <w:widowControl/>
+              <w:autoSpaceDE/>
+              <w:autoSpaceDN/>
+              <w:spacing w:after="160" w:line="259" w:lineRule="auto"/>
+              <w:contextualSpacing/>
+              <w:jc w:val="both"/>
+              <w:rPr>
+                <w:rFonts w:ascii="Aptos" w:hAnsi="Aptos"/>
+                <w:sz w:val="20"/>
+                <w:szCs w:val="20"/>
+              </w:rPr>
+            </w:pPr>
+            <w:r>
+              <w:rPr>
+                <w:rFonts w:ascii="Aptos" w:hAnsi="Aptos"/>
+                <w:sz w:val="20"/>
+                <w:szCs w:val="20"/>
+              </w:rPr>
+              <w:t xml:space="preserve">   &gt; Saving artifacts</w:t>
+            </w:r>
+          </w:p>
+          <w:p>
+            <w:pPr>
+              <w:widowControl/>
+              <w:autoSpaceDE/>
+              <w:autoSpaceDN/>
+              <w:spacing w:after="160" w:line="259" w:lineRule="auto"/>
+              <w:contextualSpacing/>
+              <w:jc w:val="both"/>
+              <w:rPr>
+                <w:rFonts w:ascii="Aptos" w:hAnsi="Aptos"/>
+                <w:sz w:val="20"/>
+                <w:szCs w:val="20"/>
+              </w:rPr>
+            </w:pPr>
+            <w:r>
+              <w:rPr>
+                <w:rFonts w:ascii="Aptos" w:hAnsi="Aptos"/>
+                <w:sz w:val="20"/>
+                <w:szCs w:val="20"/>
+              </w:rPr>
+              <w:t xml:space="preserve">   -------------------------------------</w:t>
+            </w:r>
+          </w:p>
+          <w:p>
+            <w:pPr>
+              <w:widowControl/>
+              <w:autoSpaceDE/>
+              <w:autoSpaceDN/>
+              <w:spacing w:after="160" w:line="259" w:lineRule="auto"/>
+              <w:contextualSpacing/>
+              <w:jc w:val="both"/>
+              <w:rPr>
+                <w:rFonts w:ascii="Aptos" w:hAnsi="Aptos"/>
+                <w:sz w:val="20"/>
+                <w:szCs w:val="20"/>
+              </w:rPr>
+            </w:pPr>
+            <w:r>
+              <w:rPr>
+                <w:rFonts w:ascii="Aptos" w:hAnsi="Aptos"/>
+                <w:sz w:val="20"/>
+                <w:szCs w:val="20"/>
+              </w:rPr>
+              <w:t xml:space="preserve">   &gt; Total cost:     0.00658540796494392 ETH</w:t>
+            </w:r>
+          </w:p>
+          <w:p>
+            <w:pPr>
+              <w:widowControl/>
+              <w:autoSpaceDE/>
+              <w:autoSpaceDN/>
+              <w:spacing w:after="160" w:line="259" w:lineRule="auto"/>
+              <w:contextualSpacing/>
+              <w:jc w:val="both"/>
+              <w:rPr>
+                <w:rFonts w:ascii="Aptos" w:hAnsi="Aptos"/>
+                <w:sz w:val="20"/>
+                <w:szCs w:val="20"/>
+              </w:rPr>
+            </w:pPr>
+          </w:p>
+          <w:p>
+            <w:pPr>
+              <w:widowControl/>
+              <w:autoSpaceDE/>
+              <w:autoSpaceDN/>
+              <w:spacing w:after="160" w:line="259" w:lineRule="auto"/>
+              <w:contextualSpacing/>
+              <w:jc w:val="both"/>
+              <w:rPr>
+                <w:rFonts w:ascii="Aptos" w:hAnsi="Aptos"/>
+                <w:sz w:val="20"/>
+                <w:szCs w:val="20"/>
+              </w:rPr>
+            </w:pPr>
+          </w:p>
+          <w:p>
+            <w:pPr>
+              <w:widowControl/>
+              <w:autoSpaceDE/>
+              <w:autoSpaceDN/>
+              <w:spacing w:after="160" w:line="259" w:lineRule="auto"/>
+              <w:contextualSpacing/>
+              <w:jc w:val="both"/>
+              <w:rPr>
+                <w:rFonts w:ascii="Aptos" w:hAnsi="Aptos"/>
+                <w:sz w:val="20"/>
+                <w:szCs w:val="20"/>
+              </w:rPr>
+            </w:pPr>
+            <w:r>
+              <w:rPr>
+                <w:rFonts w:ascii="Aptos" w:hAnsi="Aptos"/>
+                <w:sz w:val="20"/>
+                <w:szCs w:val="20"/>
+              </w:rPr>
+              <w:t>3_deploy_product_catalog.js</w:t>
+            </w:r>
+          </w:p>
+          <w:p>
+            <w:pPr>
+              <w:widowControl/>
+              <w:autoSpaceDE/>
+              <w:autoSpaceDN/>
+              <w:spacing w:after="160" w:line="259" w:lineRule="auto"/>
+              <w:contextualSpacing/>
+              <w:jc w:val="both"/>
+              <w:rPr>
+                <w:rFonts w:ascii="Aptos" w:hAnsi="Aptos"/>
+                <w:sz w:val="20"/>
+                <w:szCs w:val="20"/>
+              </w:rPr>
+            </w:pPr>
+            <w:r>
+              <w:rPr>
+                <w:rFonts w:ascii="Aptos" w:hAnsi="Aptos"/>
+                <w:sz w:val="20"/>
+                <w:szCs w:val="20"/>
+              </w:rPr>
+              <w:t>===========================</w:t>
+            </w:r>
+          </w:p>
+          <w:p>
+            <w:pPr>
+              <w:widowControl/>
+              <w:autoSpaceDE/>
+              <w:autoSpaceDN/>
+              <w:spacing w:after="160" w:line="259" w:lineRule="auto"/>
+              <w:contextualSpacing/>
+              <w:jc w:val="both"/>
+              <w:rPr>
+                <w:rFonts w:ascii="Aptos" w:hAnsi="Aptos"/>
+                <w:sz w:val="20"/>
+                <w:szCs w:val="20"/>
+              </w:rPr>
+            </w:pPr>
+          </w:p>
+          <w:p>
+            <w:pPr>
+              <w:widowControl/>
+              <w:autoSpaceDE/>
+              <w:autoSpaceDN/>
+              <w:spacing w:after="160" w:line="259" w:lineRule="auto"/>
+              <w:contextualSpacing/>
+              <w:jc w:val="both"/>
+              <w:rPr>
+                <w:rFonts w:ascii="Aptos" w:hAnsi="Aptos"/>
+                <w:sz w:val="20"/>
+                <w:szCs w:val="20"/>
+              </w:rPr>
+            </w:pPr>
+            <w:r>
+              <w:rPr>
+                <w:rFonts w:ascii="Aptos" w:hAnsi="Aptos"/>
+                <w:sz w:val="20"/>
+                <w:szCs w:val="20"/>
+              </w:rPr>
+              <w:t xml:space="preserve">   Replacing 'ProductCatalog'</w:t>
+            </w:r>
+          </w:p>
+          <w:p>
+            <w:pPr>
+              <w:widowControl/>
+              <w:autoSpaceDE/>
+              <w:autoSpaceDN/>
+              <w:spacing w:after="160" w:line="259" w:lineRule="auto"/>
+              <w:contextualSpacing/>
+              <w:jc w:val="both"/>
+              <w:rPr>
+                <w:rFonts w:ascii="Aptos" w:hAnsi="Aptos"/>
+                <w:sz w:val="20"/>
+                <w:szCs w:val="20"/>
+              </w:rPr>
+            </w:pPr>
+            <w:r>
+              <w:rPr>
+                <w:rFonts w:ascii="Aptos" w:hAnsi="Aptos"/>
+                <w:sz w:val="20"/>
+                <w:szCs w:val="20"/>
+              </w:rPr>
+              <w:t xml:space="preserve">   --------------------------</w:t>
+            </w:r>
+          </w:p>
+          <w:p>
+            <w:pPr>
+              <w:widowControl/>
+              <w:autoSpaceDE/>
+              <w:autoSpaceDN/>
+              <w:spacing w:after="160" w:line="259" w:lineRule="auto"/>
+              <w:contextualSpacing/>
+              <w:jc w:val="both"/>
+              <w:rPr>
+                <w:rFonts w:ascii="Aptos" w:hAnsi="Aptos"/>
+                <w:sz w:val="20"/>
+                <w:szCs w:val="20"/>
+              </w:rPr>
+            </w:pPr>
+            <w:r>
+              <w:rPr>
+                <w:rFonts w:ascii="Aptos" w:hAnsi="Aptos"/>
+                <w:sz w:val="20"/>
+                <w:szCs w:val="20"/>
+              </w:rPr>
+              <w:t xml:space="preserve">   &gt; transaction hash:    0xfae3dae9833ccc9c472e8fa78b483eb8581a9332ce6cdf2a6265f8c3afa90fc9</w:t>
+            </w:r>
+          </w:p>
+          <w:p>
+            <w:pPr>
+              <w:widowControl/>
+              <w:autoSpaceDE/>
+              <w:autoSpaceDN/>
+              <w:spacing w:after="160" w:line="259" w:lineRule="auto"/>
+              <w:contextualSpacing/>
+              <w:jc w:val="both"/>
+              <w:rPr>
+                <w:rFonts w:ascii="Aptos" w:hAnsi="Aptos"/>
+                <w:sz w:val="20"/>
+                <w:szCs w:val="20"/>
+              </w:rPr>
+            </w:pPr>
+            <w:r>
+              <w:rPr>
+                <w:rFonts w:ascii="Aptos" w:hAnsi="Aptos"/>
+                <w:sz w:val="20"/>
+                <w:szCs w:val="20"/>
+              </w:rPr>
+              <w:t xml:space="preserve">   &gt; Blocks: 0            Seconds: 0</w:t>
+            </w:r>
+          </w:p>
+          <w:p>
+            <w:pPr>
+              <w:widowControl/>
+              <w:autoSpaceDE/>
+              <w:autoSpaceDN/>
+              <w:spacing w:after="160" w:line="259" w:lineRule="auto"/>
+              <w:contextualSpacing/>
+              <w:jc w:val="both"/>
+              <w:rPr>
+                <w:rFonts w:ascii="Aptos" w:hAnsi="Aptos"/>
+                <w:sz w:val="20"/>
+                <w:szCs w:val="20"/>
+              </w:rPr>
+            </w:pPr>
+            <w:r>
+              <w:rPr>
+                <w:rFonts w:ascii="Aptos" w:hAnsi="Aptos"/>
+                <w:sz w:val="20"/>
+                <w:szCs w:val="20"/>
+              </w:rPr>
+              <w:t xml:space="preserve">   &gt; contract address:    0x0137a5C2Fb1fea70C589C48C0e165Ea2fCA533b4</w:t>
+            </w:r>
+          </w:p>
+          <w:p>
+            <w:pPr>
+              <w:widowControl/>
+              <w:autoSpaceDE/>
+              <w:autoSpaceDN/>
+              <w:spacing w:after="160" w:line="259" w:lineRule="auto"/>
+              <w:contextualSpacing/>
+              <w:jc w:val="both"/>
+              <w:rPr>
+                <w:rFonts w:ascii="Aptos" w:hAnsi="Aptos"/>
+                <w:sz w:val="20"/>
+                <w:szCs w:val="20"/>
+              </w:rPr>
+            </w:pPr>
+            <w:r>
+              <w:rPr>
+                <w:rFonts w:ascii="Aptos" w:hAnsi="Aptos"/>
+                <w:sz w:val="20"/>
+                <w:szCs w:val="20"/>
+              </w:rPr>
+              <w:t xml:space="preserve">   &gt; block number:        120</w:t>
+            </w:r>
+          </w:p>
+          <w:p>
+            <w:pPr>
+              <w:widowControl/>
+              <w:autoSpaceDE/>
+              <w:autoSpaceDN/>
+              <w:spacing w:after="160" w:line="259" w:lineRule="auto"/>
+              <w:contextualSpacing/>
+              <w:jc w:val="both"/>
+              <w:rPr>
+                <w:rFonts w:ascii="Aptos" w:hAnsi="Aptos"/>
+                <w:sz w:val="20"/>
+                <w:szCs w:val="20"/>
+              </w:rPr>
+            </w:pPr>
+            <w:r>
+              <w:rPr>
+                <w:rFonts w:ascii="Aptos" w:hAnsi="Aptos"/>
+                <w:sz w:val="20"/>
+                <w:szCs w:val="20"/>
+              </w:rPr>
+              <w:t xml:space="preserve">   &gt; block timestamp:     1769614864</w:t>
+            </w:r>
+          </w:p>
+          <w:p>
+            <w:pPr>
+              <w:widowControl/>
+              <w:autoSpaceDE/>
+              <w:autoSpaceDN/>
+              <w:spacing w:after="160" w:line="259" w:lineRule="auto"/>
+              <w:contextualSpacing/>
+              <w:jc w:val="both"/>
+              <w:rPr>
+                <w:rFonts w:ascii="Aptos" w:hAnsi="Aptos"/>
+                <w:sz w:val="20"/>
+                <w:szCs w:val="20"/>
+              </w:rPr>
+            </w:pPr>
+            <w:r>
+              <w:rPr>
+                <w:rFonts w:ascii="Aptos" w:hAnsi="Aptos"/>
+                <w:sz w:val="20"/>
+                <w:szCs w:val="20"/>
+              </w:rPr>
+              <w:t xml:space="preserve">   &gt; account:             0x46EB73Cb66991C07622b3aB77a6E9A93139EE661</w:t>
+            </w:r>
+          </w:p>
+          <w:p>
+            <w:pPr>
+              <w:widowControl/>
+              <w:autoSpaceDE/>
+              <w:autoSpaceDN/>
+              <w:spacing w:after="160" w:line="259" w:lineRule="auto"/>
+              <w:contextualSpacing/>
+              <w:jc w:val="both"/>
+              <w:rPr>
+                <w:rFonts w:ascii="Aptos" w:hAnsi="Aptos"/>
+                <w:sz w:val="20"/>
+                <w:szCs w:val="20"/>
+              </w:rPr>
+            </w:pPr>
+            <w:r>
+              <w:rPr>
+                <w:rFonts w:ascii="Aptos" w:hAnsi="Aptos"/>
+                <w:sz w:val="20"/>
+                <w:szCs w:val="20"/>
+              </w:rPr>
+              <w:t xml:space="preserve">   &gt; balance:             99.923958108057256312</w:t>
+            </w:r>
+          </w:p>
+          <w:p>
+            <w:pPr>
+              <w:widowControl/>
+              <w:autoSpaceDE/>
+              <w:autoSpaceDN/>
+              <w:spacing w:after="160" w:line="259" w:lineRule="auto"/>
+              <w:contextualSpacing/>
+              <w:jc w:val="both"/>
+              <w:rPr>
+                <w:rFonts w:ascii="Aptos" w:hAnsi="Aptos"/>
+                <w:sz w:val="20"/>
+                <w:szCs w:val="20"/>
+              </w:rPr>
+            </w:pPr>
+            <w:r>
+              <w:rPr>
+                <w:rFonts w:ascii="Aptos" w:hAnsi="Aptos"/>
+                <w:sz w:val="20"/>
+                <w:szCs w:val="20"/>
+              </w:rPr>
+              <w:t xml:space="preserve">   &gt; gas used:            1528840 (0x175408)</w:t>
+            </w:r>
+          </w:p>
+          <w:p>
+            <w:pPr>
+              <w:widowControl/>
+              <w:autoSpaceDE/>
+              <w:autoSpaceDN/>
+              <w:spacing w:after="160" w:line="259" w:lineRule="auto"/>
+              <w:contextualSpacing/>
+              <w:jc w:val="both"/>
+              <w:rPr>
+                <w:rFonts w:ascii="Aptos" w:hAnsi="Aptos"/>
+                <w:sz w:val="20"/>
+                <w:szCs w:val="20"/>
+              </w:rPr>
+            </w:pPr>
+            <w:r>
+              <w:rPr>
+                <w:rFonts w:ascii="Aptos" w:hAnsi="Aptos"/>
+                <w:sz w:val="20"/>
+                <w:szCs w:val="20"/>
+              </w:rPr>
+              <w:t xml:space="preserve">   &gt; gas price:           2.500005813 gwei</w:t>
+            </w:r>
+          </w:p>
+          <w:p>
+            <w:pPr>
+              <w:widowControl/>
+              <w:autoSpaceDE/>
+              <w:autoSpaceDN/>
+              <w:spacing w:after="160" w:line="259" w:lineRule="auto"/>
+              <w:contextualSpacing/>
+              <w:jc w:val="both"/>
+              <w:rPr>
+                <w:rFonts w:ascii="Aptos" w:hAnsi="Aptos"/>
+                <w:sz w:val="20"/>
+                <w:szCs w:val="20"/>
+              </w:rPr>
+            </w:pPr>
+            <w:r>
+              <w:rPr>
+                <w:rFonts w:ascii="Aptos" w:hAnsi="Aptos"/>
+                <w:sz w:val="20"/>
+                <w:szCs w:val="20"/>
+              </w:rPr>
+              <w:t xml:space="preserve">   &gt; value sent:          0 ETH</w:t>
+            </w:r>
+          </w:p>
+          <w:p>
+            <w:pPr>
+              <w:widowControl/>
+              <w:autoSpaceDE/>
+              <w:autoSpaceDN/>
+              <w:spacing w:after="160" w:line="259" w:lineRule="auto"/>
+              <w:contextualSpacing/>
+              <w:jc w:val="both"/>
+              <w:rPr>
+                <w:rFonts w:ascii="Aptos" w:hAnsi="Aptos"/>
+                <w:sz w:val="20"/>
+                <w:szCs w:val="20"/>
+              </w:rPr>
+            </w:pPr>
+            <w:r>
+              <w:rPr>
+                <w:rFonts w:ascii="Aptos" w:hAnsi="Aptos"/>
+                <w:sz w:val="20"/>
+                <w:szCs w:val="20"/>
+              </w:rPr>
+              <w:t xml:space="preserve">   &gt; total cost:          0.00382210888714692 ETH</w:t>
+            </w:r>
+          </w:p>
+          <w:p>
+            <w:pPr>
+              <w:widowControl/>
+              <w:autoSpaceDE/>
+              <w:autoSpaceDN/>
+              <w:spacing w:after="160" w:line="259" w:lineRule="auto"/>
+              <w:contextualSpacing/>
+              <w:jc w:val="both"/>
+              <w:rPr>
+                <w:rFonts w:ascii="Aptos" w:hAnsi="Aptos"/>
+                <w:sz w:val="20"/>
+                <w:szCs w:val="20"/>
+              </w:rPr>
+            </w:pPr>
+          </w:p>
+          <w:p>
+            <w:pPr>
+              <w:widowControl/>
+              <w:autoSpaceDE/>
+              <w:autoSpaceDN/>
+              <w:spacing w:after="160" w:line="259" w:lineRule="auto"/>
+              <w:contextualSpacing/>
+              <w:jc w:val="both"/>
+              <w:rPr>
+                <w:rFonts w:ascii="Aptos" w:hAnsi="Aptos"/>
+                <w:sz w:val="20"/>
+                <w:szCs w:val="20"/>
+              </w:rPr>
+            </w:pPr>
+            <w:r>
+              <w:rPr>
+                <w:rFonts w:ascii="Aptos" w:hAnsi="Aptos"/>
+                <w:sz w:val="20"/>
+                <w:szCs w:val="20"/>
+              </w:rPr>
+              <w:t xml:space="preserve">   &gt; Saving migration to chain.</w:t>
+            </w:r>
+          </w:p>
+          <w:p>
+            <w:pPr>
+              <w:widowControl/>
+              <w:autoSpaceDE/>
+              <w:autoSpaceDN/>
+              <w:spacing w:after="160" w:line="259" w:lineRule="auto"/>
+              <w:contextualSpacing/>
+              <w:jc w:val="both"/>
+              <w:rPr>
+                <w:rFonts w:ascii="Aptos" w:hAnsi="Aptos"/>
+                <w:sz w:val="20"/>
+                <w:szCs w:val="20"/>
+              </w:rPr>
+            </w:pPr>
+            <w:r>
+              <w:rPr>
+                <w:rFonts w:ascii="Aptos" w:hAnsi="Aptos"/>
+                <w:sz w:val="20"/>
+                <w:szCs w:val="20"/>
+              </w:rPr>
+              <w:t xml:space="preserve">   &gt; Saving artifacts</w:t>
+            </w:r>
+          </w:p>
+          <w:p>
+            <w:pPr>
+              <w:widowControl/>
+              <w:autoSpaceDE/>
+              <w:autoSpaceDN/>
+              <w:spacing w:after="160" w:line="259" w:lineRule="auto"/>
+              <w:contextualSpacing/>
+              <w:jc w:val="both"/>
+              <w:rPr>
+                <w:rFonts w:ascii="Aptos" w:hAnsi="Aptos"/>
+                <w:sz w:val="20"/>
+                <w:szCs w:val="20"/>
+              </w:rPr>
+            </w:pPr>
+            <w:r>
+              <w:rPr>
+                <w:rFonts w:ascii="Aptos" w:hAnsi="Aptos"/>
+                <w:sz w:val="20"/>
+                <w:szCs w:val="20"/>
+              </w:rPr>
+              <w:t xml:space="preserve">   -------------------------------------</w:t>
+            </w:r>
+          </w:p>
+          <w:p>
+            <w:pPr>
+              <w:widowControl/>
+              <w:autoSpaceDE/>
+              <w:autoSpaceDN/>
+              <w:spacing w:after="160" w:line="259" w:lineRule="auto"/>
+              <w:contextualSpacing/>
+              <w:jc w:val="both"/>
+              <w:rPr>
+                <w:rFonts w:ascii="Aptos" w:hAnsi="Aptos"/>
+                <w:sz w:val="20"/>
+                <w:szCs w:val="20"/>
+              </w:rPr>
+            </w:pPr>
+            <w:r>
+              <w:rPr>
+                <w:rFonts w:ascii="Aptos" w:hAnsi="Aptos"/>
+                <w:sz w:val="20"/>
+                <w:szCs w:val="20"/>
+              </w:rPr>
+              <w:t xml:space="preserve">   &gt; Total cost:     0.00382210888714692 ETH</w:t>
+            </w:r>
+          </w:p>
+          <w:p>
+            <w:pPr>
+              <w:widowControl/>
+              <w:autoSpaceDE/>
+              <w:autoSpaceDN/>
+              <w:spacing w:after="160" w:line="259" w:lineRule="auto"/>
+              <w:contextualSpacing/>
+              <w:jc w:val="both"/>
+              <w:rPr>
+                <w:rFonts w:ascii="Aptos" w:hAnsi="Aptos"/>
+                <w:sz w:val="20"/>
+                <w:szCs w:val="20"/>
+              </w:rPr>
+            </w:pPr>
+          </w:p>
+          <w:p>
+            <w:pPr>
+              <w:widowControl/>
+              <w:autoSpaceDE/>
+              <w:autoSpaceDN/>
+              <w:spacing w:after="160" w:line="259" w:lineRule="auto"/>
+              <w:contextualSpacing/>
+              <w:jc w:val="both"/>
+              <w:rPr>
+                <w:rFonts w:ascii="Aptos" w:hAnsi="Aptos"/>
+                <w:sz w:val="20"/>
+                <w:szCs w:val="20"/>
+              </w:rPr>
+            </w:pPr>
+          </w:p>
+          <w:p>
+            <w:pPr>
+              <w:widowControl/>
+              <w:autoSpaceDE/>
+              <w:autoSpaceDN/>
+              <w:spacing w:after="160" w:line="259" w:lineRule="auto"/>
+              <w:contextualSpacing/>
+              <w:jc w:val="both"/>
+              <w:rPr>
+                <w:rFonts w:ascii="Aptos" w:hAnsi="Aptos"/>
+                <w:sz w:val="20"/>
+                <w:szCs w:val="20"/>
+              </w:rPr>
+            </w:pPr>
+            <w:r>
+              <w:rPr>
+                <w:rFonts w:ascii="Aptos" w:hAnsi="Aptos"/>
+                <w:sz w:val="20"/>
+                <w:szCs w:val="20"/>
+              </w:rPr>
+              <w:t>4_wire_marketplace.js</w:t>
+            </w:r>
+          </w:p>
+          <w:p>
+            <w:pPr>
+              <w:widowControl/>
+              <w:autoSpaceDE/>
+              <w:autoSpaceDN/>
+              <w:spacing w:after="160" w:line="259" w:lineRule="auto"/>
+              <w:contextualSpacing/>
+              <w:jc w:val="both"/>
+              <w:rPr>
+                <w:rFonts w:ascii="Aptos" w:hAnsi="Aptos"/>
+                <w:sz w:val="20"/>
+                <w:szCs w:val="20"/>
+              </w:rPr>
+            </w:pPr>
+            <w:r>
+              <w:rPr>
+                <w:rFonts w:ascii="Aptos" w:hAnsi="Aptos"/>
+                <w:sz w:val="20"/>
+                <w:szCs w:val="20"/>
+              </w:rPr>
+              <w:t>=====================</w:t>
+            </w:r>
+          </w:p>
+          <w:p>
+            <w:pPr>
+              <w:widowControl/>
+              <w:autoSpaceDE/>
+              <w:autoSpaceDN/>
+              <w:spacing w:after="160" w:line="259" w:lineRule="auto"/>
+              <w:contextualSpacing/>
+              <w:jc w:val="both"/>
+              <w:rPr>
+                <w:rFonts w:ascii="Aptos" w:hAnsi="Aptos"/>
+                <w:sz w:val="20"/>
+                <w:szCs w:val="20"/>
+              </w:rPr>
+            </w:pPr>
+          </w:p>
+          <w:p>
+            <w:pPr>
+              <w:widowControl/>
+              <w:autoSpaceDE/>
+              <w:autoSpaceDN/>
+              <w:spacing w:after="160" w:line="259" w:lineRule="auto"/>
+              <w:contextualSpacing/>
+              <w:jc w:val="both"/>
+              <w:rPr>
+                <w:rFonts w:ascii="Aptos" w:hAnsi="Aptos"/>
+                <w:sz w:val="20"/>
+                <w:szCs w:val="20"/>
+              </w:rPr>
+            </w:pPr>
+            <w:r>
+              <w:rPr>
+                <w:rFonts w:ascii="Aptos" w:hAnsi="Aptos"/>
+                <w:sz w:val="20"/>
+                <w:szCs w:val="20"/>
+              </w:rPr>
+              <w:t xml:space="preserve">   Replacing 'MarketplaceCart'</w:t>
+            </w:r>
+          </w:p>
+          <w:p>
+            <w:pPr>
+              <w:widowControl/>
+              <w:autoSpaceDE/>
+              <w:autoSpaceDN/>
+              <w:spacing w:after="160" w:line="259" w:lineRule="auto"/>
+              <w:contextualSpacing/>
+              <w:jc w:val="both"/>
+              <w:rPr>
+                <w:rFonts w:ascii="Aptos" w:hAnsi="Aptos"/>
+                <w:sz w:val="20"/>
+                <w:szCs w:val="20"/>
+              </w:rPr>
+            </w:pPr>
+            <w:r>
+              <w:rPr>
+                <w:rFonts w:ascii="Aptos" w:hAnsi="Aptos"/>
+                <w:sz w:val="20"/>
+                <w:szCs w:val="20"/>
+              </w:rPr>
+              <w:t xml:space="preserve">   ---------------------------</w:t>
+            </w:r>
+          </w:p>
+          <w:p>
+            <w:pPr>
+              <w:widowControl/>
+              <w:autoSpaceDE/>
+              <w:autoSpaceDN/>
+              <w:spacing w:after="160" w:line="259" w:lineRule="auto"/>
+              <w:contextualSpacing/>
+              <w:jc w:val="both"/>
+              <w:rPr>
+                <w:rFonts w:ascii="Aptos" w:hAnsi="Aptos"/>
+                <w:sz w:val="20"/>
+                <w:szCs w:val="20"/>
+              </w:rPr>
+            </w:pPr>
+            <w:r>
+              <w:rPr>
+                <w:rFonts w:ascii="Aptos" w:hAnsi="Aptos"/>
+                <w:sz w:val="20"/>
+                <w:szCs w:val="20"/>
+              </w:rPr>
+              <w:t xml:space="preserve">   &gt; transaction hash:    0xed26bae043d61919733b94f620fa5010a9b2adfbee088a7465b99312a28cc5ec</w:t>
+            </w:r>
+          </w:p>
+          <w:p>
+            <w:pPr>
+              <w:widowControl/>
+              <w:autoSpaceDE/>
+              <w:autoSpaceDN/>
+              <w:spacing w:after="160" w:line="259" w:lineRule="auto"/>
+              <w:contextualSpacing/>
+              <w:jc w:val="both"/>
+              <w:rPr>
+                <w:rFonts w:ascii="Aptos" w:hAnsi="Aptos"/>
+                <w:sz w:val="20"/>
+                <w:szCs w:val="20"/>
+              </w:rPr>
+            </w:pPr>
+            <w:r>
+              <w:rPr>
+                <w:rFonts w:ascii="Aptos" w:hAnsi="Aptos"/>
+                <w:sz w:val="20"/>
+                <w:szCs w:val="20"/>
+              </w:rPr>
+              <w:t xml:space="preserve">   &gt; Blocks: 0            Seconds: 0</w:t>
+            </w:r>
+          </w:p>
+          <w:p>
+            <w:pPr>
+              <w:widowControl/>
+              <w:autoSpaceDE/>
+              <w:autoSpaceDN/>
+              <w:spacing w:after="160" w:line="259" w:lineRule="auto"/>
+              <w:contextualSpacing/>
+              <w:jc w:val="both"/>
+              <w:rPr>
+                <w:rFonts w:ascii="Aptos" w:hAnsi="Aptos"/>
+                <w:sz w:val="20"/>
+                <w:szCs w:val="20"/>
+              </w:rPr>
+            </w:pPr>
+            <w:r>
+              <w:rPr>
+                <w:rFonts w:ascii="Aptos" w:hAnsi="Aptos"/>
+                <w:sz w:val="20"/>
+                <w:szCs w:val="20"/>
+              </w:rPr>
+              <w:t xml:space="preserve">   &gt; contract address:    0x57c69d33F07e36d24A2C5A8994820ceCDF251DBC</w:t>
+            </w:r>
+          </w:p>
+          <w:p>
+            <w:pPr>
+              <w:widowControl/>
+              <w:autoSpaceDE/>
+              <w:autoSpaceDN/>
+              <w:spacing w:after="160" w:line="259" w:lineRule="auto"/>
+              <w:contextualSpacing/>
+              <w:jc w:val="both"/>
+              <w:rPr>
+                <w:rFonts w:ascii="Aptos" w:hAnsi="Aptos"/>
+                <w:sz w:val="20"/>
+                <w:szCs w:val="20"/>
+              </w:rPr>
+            </w:pPr>
+            <w:r>
+              <w:rPr>
+                <w:rFonts w:ascii="Aptos" w:hAnsi="Aptos"/>
+                <w:sz w:val="20"/>
+                <w:szCs w:val="20"/>
+              </w:rPr>
+              <w:t xml:space="preserve">   &gt; block number:        126</w:t>
+            </w:r>
+          </w:p>
+          <w:p>
+            <w:pPr>
+              <w:widowControl/>
+              <w:autoSpaceDE/>
+              <w:autoSpaceDN/>
+              <w:spacing w:after="160" w:line="259" w:lineRule="auto"/>
+              <w:contextualSpacing/>
+              <w:jc w:val="both"/>
+              <w:rPr>
+                <w:rFonts w:ascii="Aptos" w:hAnsi="Aptos"/>
+                <w:sz w:val="20"/>
+                <w:szCs w:val="20"/>
+              </w:rPr>
+            </w:pPr>
+            <w:r>
+              <w:rPr>
+                <w:rFonts w:ascii="Aptos" w:hAnsi="Aptos"/>
+                <w:sz w:val="20"/>
+                <w:szCs w:val="20"/>
+              </w:rPr>
+              <w:t xml:space="preserve">   &gt; block timestamp:     1769614865</w:t>
+            </w:r>
+          </w:p>
+          <w:p>
+            <w:pPr>
+              <w:widowControl/>
+              <w:autoSpaceDE/>
+              <w:autoSpaceDN/>
+              <w:spacing w:after="160" w:line="259" w:lineRule="auto"/>
+              <w:contextualSpacing/>
+              <w:jc w:val="both"/>
+              <w:rPr>
+                <w:rFonts w:ascii="Aptos" w:hAnsi="Aptos"/>
+                <w:sz w:val="20"/>
+                <w:szCs w:val="20"/>
+              </w:rPr>
+            </w:pPr>
+            <w:r>
+              <w:rPr>
+                <w:rFonts w:ascii="Aptos" w:hAnsi="Aptos"/>
+                <w:sz w:val="20"/>
+                <w:szCs w:val="20"/>
+              </w:rPr>
+              <w:lastRenderedPageBreak/>
+              <w:t xml:space="preserve">   &gt; account:             0x46EB73Cb66991C07622b3aB77a6E9A93139EE661</w:t>
+            </w:r>
+          </w:p>
+          <w:p>
+            <w:pPr>
+              <w:widowControl/>
+              <w:autoSpaceDE/>
+              <w:autoSpaceDN/>
+              <w:spacing w:after="160" w:line="259" w:lineRule="auto"/>
+              <w:contextualSpacing/>
+              <w:jc w:val="both"/>
+              <w:rPr>
+                <w:rFonts w:ascii="Aptos" w:hAnsi="Aptos"/>
+                <w:sz w:val="20"/>
+                <w:szCs w:val="20"/>
+              </w:rPr>
+            </w:pPr>
+            <w:r>
+              <w:rPr>
+                <w:rFonts w:ascii="Aptos" w:hAnsi="Aptos"/>
+                <w:sz w:val="20"/>
+                <w:szCs w:val="20"/>
+              </w:rPr>
+              <w:t xml:space="preserve">   &gt; balance:             99.914326205761619993</w:t>
+            </w:r>
+          </w:p>
+          <w:p>
+            <w:pPr>
+              <w:widowControl/>
+              <w:autoSpaceDE/>
+              <w:autoSpaceDN/>
+              <w:spacing w:after="160" w:line="259" w:lineRule="auto"/>
+              <w:contextualSpacing/>
+              <w:jc w:val="both"/>
+              <w:rPr>
+                <w:rFonts w:ascii="Aptos" w:hAnsi="Aptos"/>
+                <w:sz w:val="20"/>
+                <w:szCs w:val="20"/>
+              </w:rPr>
+            </w:pPr>
+            <w:r>
+              <w:rPr>
+                <w:rFonts w:ascii="Aptos" w:hAnsi="Aptos"/>
+                <w:sz w:val="20"/>
+                <w:szCs w:val="20"/>
+              </w:rPr>
+              <w:t xml:space="preserve">   &gt; gas used:            556014 (0x87bee)</w:t>
+            </w:r>
+          </w:p>
+          <w:p>
+            <w:pPr>
+              <w:widowControl/>
+              <w:autoSpaceDE/>
+              <w:autoSpaceDN/>
+              <w:spacing w:after="160" w:line="259" w:lineRule="auto"/>
+              <w:contextualSpacing/>
+              <w:jc w:val="both"/>
+              <w:rPr>
+                <w:rFonts w:ascii="Aptos" w:hAnsi="Aptos"/>
+                <w:sz w:val="20"/>
+                <w:szCs w:val="20"/>
+              </w:rPr>
+            </w:pPr>
+            <w:r>
+              <w:rPr>
+                <w:rFonts w:ascii="Aptos" w:hAnsi="Aptos"/>
+                <w:sz w:val="20"/>
+                <w:szCs w:val="20"/>
+              </w:rPr>
+              <w:t xml:space="preserve">   &gt; gas price:           2.500003191 gwei</w:t>
+            </w:r>
+          </w:p>
+          <w:p>
+            <w:pPr>
+              <w:widowControl/>
+              <w:autoSpaceDE/>
+              <w:autoSpaceDN/>
+              <w:spacing w:after="160" w:line="259" w:lineRule="auto"/>
+              <w:contextualSpacing/>
+              <w:jc w:val="both"/>
+              <w:rPr>
+                <w:rFonts w:ascii="Aptos" w:hAnsi="Aptos"/>
+                <w:sz w:val="20"/>
+                <w:szCs w:val="20"/>
+              </w:rPr>
+            </w:pPr>
+            <w:r>
+              <w:rPr>
+                <w:rFonts w:ascii="Aptos" w:hAnsi="Aptos"/>
+                <w:sz w:val="20"/>
+                <w:szCs w:val="20"/>
+              </w:rPr>
+              <w:t xml:space="preserve">   &gt; value sent:          0 ETH</w:t>
+            </w:r>
+          </w:p>
+          <w:p>
+            <w:pPr>
+              <w:widowControl/>
+              <w:autoSpaceDE/>
+              <w:autoSpaceDN/>
+              <w:spacing w:after="160" w:line="259" w:lineRule="auto"/>
+              <w:contextualSpacing/>
+              <w:jc w:val="both"/>
+              <w:rPr>
+                <w:rFonts w:ascii="Aptos" w:hAnsi="Aptos"/>
+                <w:sz w:val="20"/>
+                <w:szCs w:val="20"/>
+              </w:rPr>
+            </w:pPr>
+            <w:r>
+              <w:rPr>
+                <w:rFonts w:ascii="Aptos" w:hAnsi="Aptos"/>
+                <w:sz w:val="20"/>
+                <w:szCs w:val="20"/>
+              </w:rPr>
+              <w:t xml:space="preserve">   &gt; total cost:          0.001390036774240674 ETH</w:t>
+            </w:r>
+          </w:p>
+          <w:p>
+            <w:pPr>
+              <w:widowControl/>
+              <w:autoSpaceDE/>
+              <w:autoSpaceDN/>
+              <w:spacing w:after="160" w:line="259" w:lineRule="auto"/>
+              <w:contextualSpacing/>
+              <w:jc w:val="both"/>
+              <w:rPr>
+                <w:rFonts w:ascii="Aptos" w:hAnsi="Aptos"/>
+                <w:sz w:val="20"/>
+                <w:szCs w:val="20"/>
+              </w:rPr>
+            </w:pPr>
+          </w:p>
+          <w:p>
+            <w:pPr>
+              <w:widowControl/>
+              <w:autoSpaceDE/>
+              <w:autoSpaceDN/>
+              <w:spacing w:after="160" w:line="259" w:lineRule="auto"/>
+              <w:contextualSpacing/>
+              <w:jc w:val="both"/>
+              <w:rPr>
+                <w:rFonts w:ascii="Aptos" w:hAnsi="Aptos"/>
+                <w:sz w:val="20"/>
+                <w:szCs w:val="20"/>
+              </w:rPr>
+            </w:pPr>
+            <w:r>
+              <w:rPr>
+                <w:rFonts w:ascii="Aptos" w:hAnsi="Aptos"/>
+                <w:sz w:val="20"/>
+                <w:szCs w:val="20"/>
+              </w:rPr>
+              <w:t xml:space="preserve">   &gt; Saving migration to chain.</w:t>
+            </w:r>
+          </w:p>
+          <w:p>
+            <w:pPr>
+              <w:widowControl/>
+              <w:autoSpaceDE/>
+              <w:autoSpaceDN/>
+              <w:spacing w:after="160" w:line="259" w:lineRule="auto"/>
+              <w:contextualSpacing/>
+              <w:jc w:val="both"/>
+              <w:rPr>
+                <w:rFonts w:ascii="Aptos" w:hAnsi="Aptos"/>
+                <w:sz w:val="20"/>
+                <w:szCs w:val="20"/>
+              </w:rPr>
+            </w:pPr>
+            <w:r>
+              <w:rPr>
+                <w:rFonts w:ascii="Aptos" w:hAnsi="Aptos"/>
+                <w:sz w:val="20"/>
+                <w:szCs w:val="20"/>
+              </w:rPr>
+              <w:t xml:space="preserve">   &gt; Saving artifacts</w:t>
+            </w:r>
+          </w:p>
+          <w:p>
+            <w:pPr>
+              <w:widowControl/>
+              <w:autoSpaceDE/>
+              <w:autoSpaceDN/>
+              <w:spacing w:after="160" w:line="259" w:lineRule="auto"/>
+              <w:contextualSpacing/>
+              <w:jc w:val="both"/>
+              <w:rPr>
+                <w:rFonts w:ascii="Aptos" w:hAnsi="Aptos"/>
+                <w:sz w:val="20"/>
+                <w:szCs w:val="20"/>
+              </w:rPr>
+            </w:pPr>
+            <w:r>
+              <w:rPr>
+                <w:rFonts w:ascii="Aptos" w:hAnsi="Aptos"/>
+                <w:sz w:val="20"/>
+                <w:szCs w:val="20"/>
+              </w:rPr>
+              <w:t xml:space="preserve">   -------------------------------------</w:t>
+            </w:r>
+          </w:p>
+          <w:p>
+            <w:pPr>
+              <w:widowControl/>
+              <w:autoSpaceDE/>
+              <w:autoSpaceDN/>
+              <w:spacing w:after="160" w:line="259" w:lineRule="auto"/>
+              <w:contextualSpacing/>
+              <w:jc w:val="both"/>
+              <w:rPr>
+                <w:rFonts w:ascii="Aptos" w:hAnsi="Aptos"/>
+                <w:sz w:val="20"/>
+                <w:szCs w:val="20"/>
+              </w:rPr>
+            </w:pPr>
+            <w:r>
+              <w:rPr>
+                <w:rFonts w:ascii="Aptos" w:hAnsi="Aptos"/>
+                <w:sz w:val="20"/>
+                <w:szCs w:val="20"/>
+              </w:rPr>
+              <w:t xml:space="preserve">   &gt; Total cost:     0.001390036774240674 ETH</w:t>
+            </w:r>
+          </w:p>
+          <w:p>
+            <w:pPr>
+              <w:widowControl/>
+              <w:autoSpaceDE/>
+              <w:autoSpaceDN/>
+              <w:spacing w:after="160" w:line="259" w:lineRule="auto"/>
+              <w:contextualSpacing/>
+              <w:jc w:val="both"/>
+              <w:rPr>
+                <w:rFonts w:ascii="Aptos" w:hAnsi="Aptos"/>
+                <w:sz w:val="20"/>
+                <w:szCs w:val="20"/>
+              </w:rPr>
+            </w:pPr>
+          </w:p>
+          <w:p>
+            <w:pPr>
+              <w:widowControl/>
+              <w:autoSpaceDE/>
+              <w:autoSpaceDN/>
+              <w:spacing w:after="160" w:line="259" w:lineRule="auto"/>
+              <w:contextualSpacing/>
+              <w:jc w:val="both"/>
+              <w:rPr>
+                <w:rFonts w:ascii="Aptos" w:hAnsi="Aptos"/>
+                <w:sz w:val="20"/>
+                <w:szCs w:val="20"/>
+              </w:rPr>
+            </w:pPr>
+            <w:r>
+              <w:rPr>
+                <w:rFonts w:ascii="Aptos" w:hAnsi="Aptos"/>
+                <w:sz w:val="20"/>
+                <w:szCs w:val="20"/>
+              </w:rPr>
+              <w:t>Summary</w:t>
+            </w:r>
+          </w:p>
+          <w:p>
+            <w:pPr>
+              <w:widowControl/>
+              <w:autoSpaceDE/>
+              <w:autoSpaceDN/>
+              <w:spacing w:after="160" w:line="259" w:lineRule="auto"/>
+              <w:contextualSpacing/>
+              <w:jc w:val="both"/>
+              <w:rPr>
+                <w:rFonts w:ascii="Aptos" w:hAnsi="Aptos"/>
+                <w:sz w:val="20"/>
+                <w:szCs w:val="20"/>
+              </w:rPr>
+            </w:pPr>
+            <w:r>
+              <w:rPr>
+                <w:rFonts w:ascii="Aptos" w:hAnsi="Aptos"/>
+                <w:sz w:val="20"/>
+                <w:szCs w:val="20"/>
+              </w:rPr>
+              <w:t>=======</w:t>
+            </w:r>
+          </w:p>
+          <w:p>
+            <w:pPr>
+              <w:widowControl/>
+              <w:autoSpaceDE/>
+              <w:autoSpaceDN/>
+              <w:spacing w:after="160" w:line="259" w:lineRule="auto"/>
+              <w:contextualSpacing/>
+              <w:jc w:val="both"/>
+              <w:rPr>
+                <w:rFonts w:ascii="Aptos" w:hAnsi="Aptos"/>
+                <w:sz w:val="20"/>
+                <w:szCs w:val="20"/>
+              </w:rPr>
+            </w:pPr>
+            <w:r>
+              <w:rPr>
+                <w:rFonts w:ascii="Aptos" w:hAnsi="Aptos"/>
+                <w:sz w:val="20"/>
+                <w:szCs w:val="20"/>
+              </w:rPr>
+              <w:t>&gt; Total deployments:   9</w:t>
+            </w:r>
+          </w:p>
+          <w:p>
+            <w:pPr>
+              <w:widowControl/>
+              <w:autoSpaceDE/>
+              <w:autoSpaceDN/>
+              <w:spacing w:after="160" w:line="259" w:lineRule="auto"/>
+              <w:contextualSpacing/>
+              <w:jc w:val="both"/>
+              <w:rPr>
+                <w:rFonts w:ascii="Aptos" w:hAnsi="Aptos"/>
+                <w:sz w:val="20"/>
+                <w:szCs w:val="20"/>
+              </w:rPr>
+            </w:pPr>
+            <w:r>
+              <w:rPr>
+                <w:rFonts w:ascii="Aptos" w:hAnsi="Aptos"/>
+                <w:sz w:val="20"/>
+                <w:szCs w:val="20"/>
+              </w:rPr>
+              <w:t>&gt; Final cost:          0.02265215544020928 ETH</w:t>
+            </w:r>
+          </w:p>
+          <w:p>
+            <w:pPr>
+              <w:widowControl/>
+              <w:autoSpaceDE/>
+              <w:autoSpaceDN/>
+              <w:spacing w:after="160" w:line="259" w:lineRule="auto"/>
+              <w:contextualSpacing/>
+              <w:jc w:val="both"/>
+              <w:rPr>
+                <w:rFonts w:ascii="Aptos" w:hAnsi="Aptos"/>
+                <w:sz w:val="20"/>
+                <w:szCs w:val="20"/>
+              </w:rPr>
+            </w:pPr>
+          </w:p>
+          <w:p>
+            <w:pPr>
+              <w:widowControl/>
+              <w:autoSpaceDE/>
+              <w:autoSpaceDN/>
+              <w:spacing w:after="160" w:line="259" w:lineRule="auto"/>
+              <w:contextualSpacing/>
+              <w:jc w:val="both"/>
+              <w:rPr>
+                <w:rFonts w:ascii="Aptos" w:hAnsi="Aptos"/>
+                <w:sz w:val="20"/>
+                <w:szCs w:val="20"/>
+              </w:rPr>
+            </w:pPr>
+          </w:p>
+          <w:p>
+            <w:pPr>
+              <w:widowControl/>
+              <w:autoSpaceDE/>
+              <w:autoSpaceDN/>
+              <w:spacing w:after="160" w:line="259" w:lineRule="auto"/>
+              <w:contextualSpacing/>
+              <w:jc w:val="both"/>
+              <w:rPr>
+                <w:rFonts w:ascii="Aptos" w:hAnsi="Aptos"/>
+                <w:sz w:val="20"/>
+                <w:szCs w:val="20"/>
+              </w:rPr>
+            </w:pPr>
+            <w:r>
+              <w:rPr>
+                <w:rFonts w:ascii="Aptos" w:hAnsi="Aptos"/>
+                <w:sz w:val="20"/>
+                <w:szCs w:val="20"/>
+              </w:rPr>
+              <w:t>PS C:\Repulblic polytechnic\y2 sem 2\C373 DLT solutioning\Fa Team\FAproject\TrustedLedgerApp&gt;</w:t>
+            </w:r>
+          </w:p>
+          <w:p>
+            <w:pPr>
+              <w:widowControl/>
+              <w:autoSpaceDE/>
+              <w:autoSpaceDN/>
+              <w:spacing w:after="160" w:line="259" w:lineRule="auto"/>
+              <w:contextualSpacing/>
+              <w:jc w:val="both"/>
+              <w:rPr>
+                <w:rFonts w:ascii="Aptos" w:hAnsi="Aptos"/>
+                <w:sz w:val="20"/>
+                <w:szCs w:val="20"/>
+              </w:rPr>
+            </w:pPr>
+            <w:r>
+              <w:rPr>
+                <w:rFonts w:ascii="Aptos" w:hAnsi="Aptos"/>
+                <w:sz w:val="20"/>
+                <w:szCs w:val="20"/>
+              </w:rPr>
+              <w:drawing>
+                <wp:inline distT="0" distB="0" distL="0" distR="0" wp14:anchorId="0290C2FA" wp14:editId="0694AF17">
+                  <wp:extent cx="6122670" cy="4840605"/>
+                  <wp:effectExtent l="0" t="0" r="0" b="0"/>
+                  <wp:docPr id="374295607" name="Picture 1"/>
+                  <wp:cNvGraphicFramePr>
+                    <a:graphicFrameLocks xmlns:a="http://schemas.openxmlformats.org/drawingml/2006/main" noChangeAspect="1"/>
+                  </wp:cNvGraphicFramePr>
+                  <a:graphic xmlns:a="http://schemas.openxmlformats.org/drawingml/2006/main">
+                    <a:graphicData uri="http://schemas.openxmlformats.org/drawingml/2006/picture">
+                      <pic:pic xmlns:pic="http://schemas.openxmlformats.org/drawingml/2006/picture">
+                        <pic:nvPicPr>
+                          <pic:cNvPr id="374295607" name=""/>
+                          <pic:cNvPicPr/>
+                        </pic:nvPicPr>
+                        <pic:blipFill>
+                          <a:blip r:embed="rId17"/>
+                          <a:stretch>
+                            <a:fillRect/>
+                          </a:stretch>
+                        </pic:blipFill>
+                        <pic:spPr>
+                          <a:xfrm>
+                            <a:off x="0" y="0"/>
+                            <a:ext cx="6122670" cy="4840605"/>
+                          </a:xfrm>
+                          <a:prstGeom prst="rect">
+                            <a:avLst/>
+                          </a:prstGeom>
+                        </pic:spPr>
+                      </pic:pic>
+                    </a:graphicData>
+                  </a:graphic>
+                </wp:inline>
+              </w:drawing>
+            </w:r>
           </w:p>
         </w:tc>
       </w:tr>
@@ -5801,8 +10681,8 @@
       </w:pPr>
     </w:p>
     <w:sectPr>
-      <w:headerReference w:type="default" r:id="rId15"/>
-      <w:footerReference w:type="default" r:id="rId16"/>
+      <w:headerReference w:type="default" r:id="rId18"/>
+      <w:footerReference w:type="default" r:id="rId19"/>
       <w:pgSz w:w="11910" w:h="16840"/>
       <w:pgMar w:top="1560" w:right="992" w:bottom="1040" w:left="992" w:header="777" w:footer="845" w:gutter="284"/>
       <w:cols w:space="720"/>
@@ -8646,6 +13526,7 @@
   <w:style w:type="character" w:default="1" w:styleId="DefaultParagraphFont">
     <w:name w:val="Default Paragraph Font"/>
     <w:uiPriority w:val="1"/>
+    <w:semiHidden/>
     <w:unhideWhenUsed/>
   </w:style>
   <w:style w:type="table" w:default="1" w:styleId="TableNormal">
@@ -9318,12 +14199,14 @@
   <w:rsids>
     <w:rsidRoot w:val="002B00E5"/>
     <w:rsid w:val="0008049A"/>
+    <w:rsid w:val="00107FD5"/>
     <w:rsid w:val="0029144D"/>
     <w:rsid w:val="002B00E5"/>
     <w:rsid w:val="004D56E8"/>
     <w:rsid w:val="0072767A"/>
     <w:rsid w:val="008A3764"/>
     <w:rsid w:val="008F222C"/>
+    <w:rsid w:val="00927C41"/>
     <w:rsid w:val="00A16688"/>
     <w:rsid w:val="00A60B01"/>
     <w:rsid w:val="00C1554A"/>
